--- a/lessons/7-6/downloads/reveal/teacher/7.6-session-2-prerequisite-practice-b.docx
+++ b/lessons/7-6/downloads/reveal/teacher/7.6-session-2-prerequisite-practice-b.docx
@@ -15,10 +15,28 @@
         <w:rPr>
           <w:rFonts w:ascii="Avenir Next" w:hAnsi="Avenir Next" w:cs="Avenir Next" w:eastAsia="Avenir Next"/>
           <w:color w:val="1A1A1A"/>
+          <w:sz w:val="22"/>
+          <w:szCs w:val="20"/>
+        </w:rPr>
+        <w:t xml:space="preserve">Name</w:t>
+      </w:r>
+      <w:r>
+        <w:rPr>
+          <w:rFonts w:ascii="Avenir Next" w:hAnsi="Avenir Next" w:cs="Avenir Next" w:eastAsia="Avenir Next"/>
+          <w:color w:val="1A1A1A"/>
           <w:sz w:val="20"/>
           <w:szCs w:val="20"/>
         </w:rPr>
-        <w:t xml:space="preserve">Name</w:t>
+        <w:tab/>
+      </w:r>
+      <w:r>
+        <w:rPr>
+          <w:rFonts w:ascii="Avenir Next" w:hAnsi="Avenir Next" w:cs="Avenir Next" w:eastAsia="Avenir Next"/>
+          <w:color w:val="1A1A1A"/>
+          <w:sz w:val="22"/>
+          <w:szCs w:val="20"/>
+        </w:rPr>
+        <w:t xml:space="preserve">   Date</w:t>
       </w:r>
       <w:r>
         <w:rPr>
@@ -33,25 +51,7 @@
         <w:rPr>
           <w:rFonts w:ascii="Avenir Next" w:hAnsi="Avenir Next" w:cs="Avenir Next" w:eastAsia="Avenir Next"/>
           <w:color w:val="1A1A1A"/>
-          <w:sz w:val="20"/>
-          <w:szCs w:val="20"/>
-        </w:rPr>
-        <w:t xml:space="preserve">   Date</w:t>
-      </w:r>
-      <w:r>
-        <w:rPr>
-          <w:rFonts w:ascii="Avenir Next" w:hAnsi="Avenir Next" w:cs="Avenir Next" w:eastAsia="Avenir Next"/>
-          <w:color w:val="1A1A1A"/>
-          <w:sz w:val="20"/>
-          <w:szCs w:val="20"/>
-        </w:rPr>
-        <w:tab/>
-      </w:r>
-      <w:r>
-        <w:rPr>
-          <w:rFonts w:ascii="Avenir Next" w:hAnsi="Avenir Next" w:cs="Avenir Next" w:eastAsia="Avenir Next"/>
-          <w:color w:val="1A1A1A"/>
-          <w:sz w:val="20"/>
+          <w:sz w:val="22"/>
           <w:szCs w:val="20"/>
         </w:rPr>
         <w:t xml:space="preserve">   Period</w:t>
@@ -78,7 +78,7 @@
           <w:caps/>
           <w:color w:val="003A70"/>
           <w:spacing w:val="12"/>
-          <w:sz w:val="19"/>
+          <w:sz w:val="22"/>
           <w:szCs w:val="19"/>
         </w:rPr>
         <w:t xml:space="preserve">Lesson 7-6  ·  Session 2  ·  Prerequisite Practice B  ·  Skill 1 of 2</w:t>
@@ -86,6 +86,7 @@
     </w:p>
     <w:p>
       <w:pPr>
+        <w:pStyle w:val="Heading1"/>
         <w:keepNext/>
         <w:spacing w:before="0" w:after="10" w:line="240" w:lineRule="auto"/>
       </w:pPr>
@@ -111,7 +112,7 @@
         <w:rPr>
           <w:rFonts w:ascii="Avenir Next" w:hAnsi="Avenir Next" w:cs="Avenir Next" w:eastAsia="Avenir Next"/>
           <w:color w:val="5A5F66"/>
-          <w:sz w:val="17"/>
+          <w:sz w:val="22"/>
           <w:szCs w:val="17"/>
         </w:rPr>
         <w:t xml:space="preserve">Builds on Lesson 7-6 Session 1 · 6.NS.C.8</w:t>
@@ -154,6 +155,7 @@
           </w:tcPr>
           <w:p>
             <w:pPr>
+              <w:pStyle w:val="Heading2"/>
               <w:spacing w:before="0" w:after="0" w:line="252" w:lineRule="auto"/>
             </w:pPr>
             <w:r>
@@ -183,7 +185,7 @@
               <w:rPr>
                 <w:rFonts w:ascii="Avenir Next" w:hAnsi="Avenir Next" w:cs="Avenir Next" w:eastAsia="Avenir Next"/>
                 <w:color w:val="1A1A1A"/>
-                <w:sz w:val="20"/>
+                <w:sz w:val="22"/>
                 <w:szCs w:val="20"/>
               </w:rPr>
               <w:t xml:space="preserve">Tariq rides from (−9, 5) to (−9, −8). Jada rides to (6, 5). Find both distances first.</w:t>
@@ -203,6 +205,7 @@
           </w:tcPr>
           <w:p>
             <w:pPr>
+              <w:pStyle w:val="Heading2"/>
               <w:spacing w:before="0" w:after="0" w:line="252" w:lineRule="auto"/>
             </w:pPr>
             <w:r>
@@ -232,7 +235,7 @@
               <w:rPr>
                 <w:rFonts w:ascii="Avenir Next" w:hAnsi="Avenir Next" w:cs="Avenir Next" w:eastAsia="Avenir Next"/>
                 <w:color w:val="1A1A1A"/>
-                <w:sz w:val="20"/>
+                <w:sz w:val="22"/>
                 <w:szCs w:val="20"/>
               </w:rPr>
               <w:t xml:space="preserve">Find the distance between two points with the same x or the same y.  </w:t>
@@ -242,7 +245,7 @@
                 <w:rFonts w:ascii="Avenir Next" w:hAnsi="Avenir Next" w:cs="Avenir Next" w:eastAsia="Avenir Next"/>
                 <w:b/>
                 <w:color w:val="1A1A1A"/>
-                <w:sz w:val="20"/>
+                <w:sz w:val="22"/>
                 <w:szCs w:val="20"/>
               </w:rPr>
               <w:t xml:space="preserve">You will use it in Practice Form A, problems 3 and 6.</w:t>
@@ -253,6 +256,7 @@
     </w:tbl>
     <w:p>
       <w:pPr>
+        <w:pStyle w:val="Heading2"/>
         <w:keepNext/>
         <w:pBdr>
           <w:bottom w:val="single" w:sz="8" w:space="3" w:color="003A70"/>
@@ -268,7 +272,7 @@
           <w:b/>
           <w:color w:val="003A70"/>
           <w:spacing w:val="14"/>
-          <w:sz w:val="19"/>
+          <w:sz w:val="22"/>
           <w:szCs w:val="19"/>
         </w:rPr>
         <w:t xml:space="preserve">STEPS TO FOLLOW</w:t>
@@ -287,7 +291,7 @@
           <w:rFonts w:ascii="Avenir Next" w:hAnsi="Avenir Next" w:cs="Avenir Next" w:eastAsia="Avenir Next"/>
           <w:i/>
           <w:color w:val="5A5F66"/>
-          <w:sz w:val="17"/>
+          <w:sz w:val="22"/>
           <w:szCs w:val="17"/>
         </w:rPr>
         <w:t xml:space="preserve">use these same steps on every problem</w:t>
@@ -329,6 +333,7 @@
           </w:tcPr>
           <w:p>
             <w:pPr>
+              <w:pStyle w:val="Heading1"/>
               <w:spacing w:before="0" w:after="0" w:line="240" w:lineRule="auto"/>
               <w:jc w:val="center"/>
             </w:pPr>
@@ -357,7 +362,7 @@
               <w:rPr>
                 <w:rFonts w:ascii="Avenir Next" w:hAnsi="Avenir Next" w:cs="Avenir Next" w:eastAsia="Avenir Next"/>
                 <w:color w:val="1A1A1A"/>
-                <w:sz w:val="21"/>
+                <w:sz w:val="22"/>
                 <w:szCs w:val="21"/>
               </w:rPr>
               <w:t xml:space="preserve">Find the coordinate that is the </w:t>
@@ -367,7 +372,7 @@
                 <w:rFonts w:ascii="Avenir Next" w:hAnsi="Avenir Next" w:cs="Avenir Next" w:eastAsia="Avenir Next"/>
                 <w:b/>
                 <w:color w:val="1A1A1A"/>
-                <w:sz w:val="21"/>
+                <w:sz w:val="22"/>
                 <w:szCs w:val="21"/>
               </w:rPr>
               <w:t xml:space="preserve">same</w:t>
@@ -376,7 +381,7 @@
               <w:rPr>
                 <w:rFonts w:ascii="Avenir Next" w:hAnsi="Avenir Next" w:cs="Avenir Next" w:eastAsia="Avenir Next"/>
                 <w:color w:val="1A1A1A"/>
-                <w:sz w:val="21"/>
+                <w:sz w:val="22"/>
                 <w:szCs w:val="21"/>
               </w:rPr>
               <w:t xml:space="preserve">.</w:t>
@@ -395,6 +400,7 @@
           </w:tcPr>
           <w:p>
             <w:pPr>
+              <w:pStyle w:val="Heading1"/>
               <w:spacing w:before="0" w:after="0" w:line="240" w:lineRule="auto"/>
               <w:jc w:val="center"/>
             </w:pPr>
@@ -423,7 +429,7 @@
               <w:rPr>
                 <w:rFonts w:ascii="Avenir Next" w:hAnsi="Avenir Next" w:cs="Avenir Next" w:eastAsia="Avenir Next"/>
                 <w:color w:val="1A1A1A"/>
-                <w:sz w:val="21"/>
+                <w:sz w:val="22"/>
                 <w:szCs w:val="21"/>
               </w:rPr>
               <w:t xml:space="preserve">Use the coordinates that </w:t>
@@ -433,7 +439,7 @@
                 <w:rFonts w:ascii="Avenir Next" w:hAnsi="Avenir Next" w:cs="Avenir Next" w:eastAsia="Avenir Next"/>
                 <w:b/>
                 <w:color w:val="1A1A1A"/>
-                <w:sz w:val="21"/>
+                <w:sz w:val="22"/>
                 <w:szCs w:val="21"/>
               </w:rPr>
               <w:t xml:space="preserve">change</w:t>
@@ -442,7 +448,7 @@
               <w:rPr>
                 <w:rFonts w:ascii="Avenir Next" w:hAnsi="Avenir Next" w:cs="Avenir Next" w:eastAsia="Avenir Next"/>
                 <w:color w:val="1A1A1A"/>
-                <w:sz w:val="21"/>
+                <w:sz w:val="22"/>
                 <w:szCs w:val="21"/>
               </w:rPr>
               <w:t xml:space="preserve">.</w:t>
@@ -461,6 +467,7 @@
           </w:tcPr>
           <w:p>
             <w:pPr>
+              <w:pStyle w:val="Heading1"/>
               <w:spacing w:before="0" w:after="0" w:line="240" w:lineRule="auto"/>
               <w:jc w:val="center"/>
             </w:pPr>
@@ -489,7 +496,7 @@
               <w:rPr>
                 <w:rFonts w:ascii="Avenir Next" w:hAnsi="Avenir Next" w:cs="Avenir Next" w:eastAsia="Avenir Next"/>
                 <w:color w:val="1A1A1A"/>
-                <w:sz w:val="21"/>
+                <w:sz w:val="22"/>
                 <w:szCs w:val="21"/>
               </w:rPr>
               <w:t xml:space="preserve">Same signs: </w:t>
@@ -499,7 +506,7 @@
                 <w:rFonts w:ascii="Avenir Next" w:hAnsi="Avenir Next" w:cs="Avenir Next" w:eastAsia="Avenir Next"/>
                 <w:b/>
                 <w:color w:val="1A1A1A"/>
-                <w:sz w:val="21"/>
+                <w:sz w:val="22"/>
                 <w:szCs w:val="21"/>
               </w:rPr>
               <w:t xml:space="preserve">subtract</w:t>
@@ -508,7 +515,7 @@
               <w:rPr>
                 <w:rFonts w:ascii="Avenir Next" w:hAnsi="Avenir Next" w:cs="Avenir Next" w:eastAsia="Avenir Next"/>
                 <w:color w:val="1A1A1A"/>
-                <w:sz w:val="21"/>
+                <w:sz w:val="22"/>
                 <w:szCs w:val="21"/>
               </w:rPr>
               <w:t xml:space="preserve"> absolute values. Different signs: add.</w:t>
@@ -519,6 +526,7 @@
     </w:tbl>
     <w:p>
       <w:pPr>
+        <w:pStyle w:val="Heading2"/>
         <w:keepNext/>
         <w:pBdr>
           <w:bottom w:val="single" w:sz="8" w:space="3" w:color="003A70"/>
@@ -534,7 +542,7 @@
           <w:b/>
           <w:color w:val="003A70"/>
           <w:spacing w:val="14"/>
-          <w:sz w:val="19"/>
+          <w:sz w:val="22"/>
           <w:szCs w:val="19"/>
         </w:rPr>
         <w:t xml:space="preserve">WATCH ME</w:t>
@@ -553,7 +561,7 @@
           <w:rFonts w:ascii="Avenir Next" w:hAnsi="Avenir Next" w:cs="Avenir Next" w:eastAsia="Avenir Next"/>
           <w:i/>
           <w:color w:val="5A5F66"/>
-          <w:sz w:val="17"/>
+          <w:sz w:val="22"/>
           <w:szCs w:val="17"/>
         </w:rPr>
         <w:t xml:space="preserve">the steps in action</w:t>
@@ -568,7 +576,7 @@
           <w:rFonts w:ascii="Avenir Next" w:hAnsi="Avenir Next" w:cs="Avenir Next" w:eastAsia="Avenir Next"/>
           <w:b/>
           <w:color w:val="1A1A1A"/>
-          <w:sz w:val="21"/>
+          <w:sz w:val="22"/>
           <w:szCs w:val="21"/>
         </w:rPr>
         <w:t xml:space="preserve">Find the distance from (−9, 5) to (−9, −8).</w:t>
@@ -587,25 +595,25 @@
           <w:rFonts w:ascii="Avenir Next" w:hAnsi="Avenir Next" w:cs="Avenir Next" w:eastAsia="Avenir Next"/>
           <w:b/>
           <w:color w:val="003A70"/>
+          <w:sz w:val="22"/>
+          <w:szCs w:val="19"/>
+        </w:rPr>
+        <w:t xml:space="preserve">Step 1</w:t>
+      </w:r>
+      <w:r>
+        <w:rPr>
+          <w:rFonts w:ascii="Avenir Next" w:hAnsi="Avenir Next" w:cs="Avenir Next" w:eastAsia="Avenir Next"/>
+          <w:color w:val="1A1A1A"/>
           <w:sz w:val="19"/>
           <w:szCs w:val="19"/>
         </w:rPr>
-        <w:t xml:space="preserve">Step 1</w:t>
-      </w:r>
-      <w:r>
-        <w:rPr>
-          <w:rFonts w:ascii="Avenir Next" w:hAnsi="Avenir Next" w:cs="Avenir Next" w:eastAsia="Avenir Next"/>
-          <w:color w:val="1A1A1A"/>
-          <w:sz w:val="19"/>
-          <w:szCs w:val="19"/>
-        </w:rPr>
         <w:tab/>
       </w:r>
       <w:r>
         <w:rPr>
           <w:rFonts w:ascii="Avenir Next" w:hAnsi="Avenir Next" w:cs="Avenir Next" w:eastAsia="Avenir Next"/>
           <w:color w:val="1A1A1A"/>
-          <w:sz w:val="21"/>
+          <w:sz w:val="22"/>
           <w:szCs w:val="21"/>
         </w:rPr>
         <w:t xml:space="preserve">x is the same: −9.</w:t>
@@ -624,25 +632,25 @@
           <w:rFonts w:ascii="Avenir Next" w:hAnsi="Avenir Next" w:cs="Avenir Next" w:eastAsia="Avenir Next"/>
           <w:b/>
           <w:color w:val="003A70"/>
+          <w:sz w:val="22"/>
+          <w:szCs w:val="19"/>
+        </w:rPr>
+        <w:t xml:space="preserve">Step 2</w:t>
+      </w:r>
+      <w:r>
+        <w:rPr>
+          <w:rFonts w:ascii="Avenir Next" w:hAnsi="Avenir Next" w:cs="Avenir Next" w:eastAsia="Avenir Next"/>
+          <w:color w:val="1A1A1A"/>
           <w:sz w:val="19"/>
           <w:szCs w:val="19"/>
         </w:rPr>
-        <w:t xml:space="preserve">Step 2</w:t>
-      </w:r>
-      <w:r>
-        <w:rPr>
-          <w:rFonts w:ascii="Avenir Next" w:hAnsi="Avenir Next" w:cs="Avenir Next" w:eastAsia="Avenir Next"/>
-          <w:color w:val="1A1A1A"/>
-          <w:sz w:val="19"/>
-          <w:szCs w:val="19"/>
-        </w:rPr>
         <w:tab/>
       </w:r>
       <w:r>
         <w:rPr>
           <w:rFonts w:ascii="Avenir Next" w:hAnsi="Avenir Next" w:cs="Avenir Next" w:eastAsia="Avenir Next"/>
           <w:color w:val="1A1A1A"/>
-          <w:sz w:val="21"/>
+          <w:sz w:val="22"/>
           <w:szCs w:val="21"/>
         </w:rPr>
         <w:t xml:space="preserve">y changes: 5 and −8.</w:t>
@@ -661,25 +669,25 @@
           <w:rFonts w:ascii="Avenir Next" w:hAnsi="Avenir Next" w:cs="Avenir Next" w:eastAsia="Avenir Next"/>
           <w:b/>
           <w:color w:val="003A70"/>
+          <w:sz w:val="22"/>
+          <w:szCs w:val="19"/>
+        </w:rPr>
+        <w:t xml:space="preserve">Step 3</w:t>
+      </w:r>
+      <w:r>
+        <w:rPr>
+          <w:rFonts w:ascii="Avenir Next" w:hAnsi="Avenir Next" w:cs="Avenir Next" w:eastAsia="Avenir Next"/>
+          <w:color w:val="1A1A1A"/>
           <w:sz w:val="19"/>
           <w:szCs w:val="19"/>
         </w:rPr>
-        <w:t xml:space="preserve">Step 3</w:t>
-      </w:r>
-      <w:r>
-        <w:rPr>
-          <w:rFonts w:ascii="Avenir Next" w:hAnsi="Avenir Next" w:cs="Avenir Next" w:eastAsia="Avenir Next"/>
-          <w:color w:val="1A1A1A"/>
-          <w:sz w:val="19"/>
-          <w:szCs w:val="19"/>
-        </w:rPr>
         <w:tab/>
       </w:r>
       <w:r>
         <w:rPr>
           <w:rFonts w:ascii="Avenir Next" w:hAnsi="Avenir Next" w:cs="Avenir Next" w:eastAsia="Avenir Next"/>
           <w:color w:val="1A1A1A"/>
-          <w:sz w:val="21"/>
+          <w:sz w:val="22"/>
           <w:szCs w:val="21"/>
         </w:rPr>
         <w:t xml:space="preserve">Different signs: 5 + 8 = 13.</w:t>
@@ -698,18 +706,18 @@
           <w:rFonts w:ascii="Avenir Next" w:hAnsi="Avenir Next" w:cs="Avenir Next" w:eastAsia="Avenir Next"/>
           <w:b/>
           <w:color w:val="1A1A1A"/>
+          <w:sz w:val="22"/>
+          <w:szCs w:val="21"/>
+        </w:rPr>
+        <w:t xml:space="preserve">Answer</w:t>
+      </w:r>
+      <w:r>
+        <w:rPr>
+          <w:rFonts w:ascii="Avenir Next" w:hAnsi="Avenir Next" w:cs="Avenir Next" w:eastAsia="Avenir Next"/>
+          <w:color w:val="1A1A1A"/>
           <w:sz w:val="21"/>
           <w:szCs w:val="21"/>
         </w:rPr>
-        <w:t xml:space="preserve">Answer</w:t>
-      </w:r>
-      <w:r>
-        <w:rPr>
-          <w:rFonts w:ascii="Avenir Next" w:hAnsi="Avenir Next" w:cs="Avenir Next" w:eastAsia="Avenir Next"/>
-          <w:color w:val="1A1A1A"/>
-          <w:sz w:val="21"/>
-          <w:szCs w:val="21"/>
-        </w:rPr>
         <w:tab/>
       </w:r>
       <w:r>
@@ -717,7 +725,7 @@
           <w:rFonts w:ascii="Avenir Next" w:hAnsi="Avenir Next" w:cs="Avenir Next" w:eastAsia="Avenir Next"/>
           <w:b/>
           <w:color w:val="1A1A1A"/>
-          <w:sz w:val="21"/>
+          <w:sz w:val="22"/>
           <w:szCs w:val="21"/>
         </w:rPr>
         <w:t xml:space="preserve">13 units</w:t>
@@ -725,6 +733,7 @@
     </w:p>
     <w:p>
       <w:pPr>
+        <w:pStyle w:val="Heading2"/>
         <w:keepNext/>
         <w:pBdr>
           <w:bottom w:val="single" w:sz="8" w:space="3" w:color="003A70"/>
@@ -740,7 +749,7 @@
           <w:b/>
           <w:color w:val="003A70"/>
           <w:spacing w:val="14"/>
-          <w:sz w:val="19"/>
+          <w:sz w:val="22"/>
           <w:szCs w:val="19"/>
         </w:rPr>
         <w:t xml:space="preserve">TRY IT WITH HELP</w:t>
@@ -759,7 +768,7 @@
           <w:rFonts w:ascii="Avenir Next" w:hAnsi="Avenir Next" w:cs="Avenir Next" w:eastAsia="Avenir Next"/>
           <w:i/>
           <w:color w:val="5A5F66"/>
-          <w:sz w:val="17"/>
+          <w:sz w:val="22"/>
           <w:szCs w:val="17"/>
         </w:rPr>
         <w:t xml:space="preserve">fill in each step</w:t>
@@ -817,35 +826,35 @@
           <w:rFonts w:ascii="Avenir Next" w:hAnsi="Avenir Next" w:cs="Avenir Next" w:eastAsia="Avenir Next"/>
           <w:b/>
           <w:color w:val="003A70"/>
+          <w:sz w:val="22"/>
+          <w:szCs w:val="18"/>
+        </w:rPr>
+        <w:t xml:space="preserve">Step 1</w:t>
+      </w:r>
+      <w:r>
+        <w:rPr>
+          <w:rFonts w:ascii="Avenir Next" w:hAnsi="Avenir Next" w:cs="Avenir Next" w:eastAsia="Avenir Next"/>
+          <w:color w:val="1A1A1A"/>
           <w:sz w:val="18"/>
           <w:szCs w:val="18"/>
         </w:rPr>
-        <w:t xml:space="preserve">Step 1</w:t>
-      </w:r>
-      <w:r>
-        <w:rPr>
-          <w:rFonts w:ascii="Avenir Next" w:hAnsi="Avenir Next" w:cs="Avenir Next" w:eastAsia="Avenir Next"/>
-          <w:color w:val="1A1A1A"/>
-          <w:sz w:val="18"/>
-          <w:szCs w:val="18"/>
-        </w:rPr>
         <w:tab/>
       </w:r>
       <w:r>
         <w:rPr>
           <w:rFonts w:ascii="Avenir Next" w:hAnsi="Avenir Next" w:cs="Avenir Next" w:eastAsia="Avenir Next"/>
           <w:color w:val="1A1A1A"/>
+          <w:sz w:val="22"/>
+          <w:szCs w:val="21"/>
+        </w:rPr>
+        <w:t xml:space="preserve">The </w:t>
+      </w:r>
+      <w:r>
+        <w:rPr>
+          <w:rFonts w:ascii="Avenir Next" w:hAnsi="Avenir Next" w:cs="Avenir Next" w:eastAsia="Avenir Next"/>
+          <w:color w:val="1A1A1A"/>
           <w:sz w:val="21"/>
           <w:szCs w:val="21"/>
-        </w:rPr>
-        <w:t xml:space="preserve">The </w:t>
-      </w:r>
-      <w:r>
-        <w:rPr>
-          <w:rFonts w:ascii="Avenir Next" w:hAnsi="Avenir Next" w:cs="Avenir Next" w:eastAsia="Avenir Next"/>
-          <w:color w:val="1A1A1A"/>
-          <w:sz w:val="21"/>
-          <w:szCs w:val="21"/>
           <w:u w:val="single"/>
         </w:rPr>
         <w:t xml:space="preserve">                </w:t>
@@ -854,7 +863,7 @@
         <w:rPr>
           <w:rFonts w:ascii="Avenir Next" w:hAnsi="Avenir Next" w:cs="Avenir Next" w:eastAsia="Avenir Next"/>
           <w:color w:val="1A1A1A"/>
-          <w:sz w:val="21"/>
+          <w:sz w:val="22"/>
           <w:szCs w:val="21"/>
         </w:rPr>
         <w:t xml:space="preserve"> is the same.</w:t>
@@ -874,35 +883,35 @@
           <w:rFonts w:ascii="Avenir Next" w:hAnsi="Avenir Next" w:cs="Avenir Next" w:eastAsia="Avenir Next"/>
           <w:b/>
           <w:color w:val="003A70"/>
+          <w:sz w:val="22"/>
+          <w:szCs w:val="18"/>
+        </w:rPr>
+        <w:t xml:space="preserve">Step 2</w:t>
+      </w:r>
+      <w:r>
+        <w:rPr>
+          <w:rFonts w:ascii="Avenir Next" w:hAnsi="Avenir Next" w:cs="Avenir Next" w:eastAsia="Avenir Next"/>
+          <w:color w:val="1A1A1A"/>
           <w:sz w:val="18"/>
           <w:szCs w:val="18"/>
         </w:rPr>
-        <w:t xml:space="preserve">Step 2</w:t>
-      </w:r>
-      <w:r>
-        <w:rPr>
-          <w:rFonts w:ascii="Avenir Next" w:hAnsi="Avenir Next" w:cs="Avenir Next" w:eastAsia="Avenir Next"/>
-          <w:color w:val="1A1A1A"/>
-          <w:sz w:val="18"/>
-          <w:szCs w:val="18"/>
-        </w:rPr>
         <w:tab/>
       </w:r>
       <w:r>
         <w:rPr>
           <w:rFonts w:ascii="Avenir Next" w:hAnsi="Avenir Next" w:cs="Avenir Next" w:eastAsia="Avenir Next"/>
           <w:color w:val="1A1A1A"/>
+          <w:sz w:val="22"/>
+          <w:szCs w:val="21"/>
+        </w:rPr>
+        <w:t xml:space="preserve">x changes: </w:t>
+      </w:r>
+      <w:r>
+        <w:rPr>
+          <w:rFonts w:ascii="Avenir Next" w:hAnsi="Avenir Next" w:cs="Avenir Next" w:eastAsia="Avenir Next"/>
+          <w:color w:val="1A1A1A"/>
           <w:sz w:val="21"/>
           <w:szCs w:val="21"/>
-        </w:rPr>
-        <w:t xml:space="preserve">x changes: </w:t>
-      </w:r>
-      <w:r>
-        <w:rPr>
-          <w:rFonts w:ascii="Avenir Next" w:hAnsi="Avenir Next" w:cs="Avenir Next" w:eastAsia="Avenir Next"/>
-          <w:color w:val="1A1A1A"/>
-          <w:sz w:val="21"/>
-          <w:szCs w:val="21"/>
           <w:u w:val="single"/>
         </w:rPr>
         <w:t xml:space="preserve">                </w:t>
@@ -911,7 +920,7 @@
         <w:rPr>
           <w:rFonts w:ascii="Avenir Next" w:hAnsi="Avenir Next" w:cs="Avenir Next" w:eastAsia="Avenir Next"/>
           <w:color w:val="1A1A1A"/>
-          <w:sz w:val="21"/>
+          <w:sz w:val="22"/>
           <w:szCs w:val="21"/>
         </w:rPr>
         <w:t xml:space="preserve"> and </w:t>
@@ -941,25 +950,25 @@
           <w:rFonts w:ascii="Avenir Next" w:hAnsi="Avenir Next" w:cs="Avenir Next" w:eastAsia="Avenir Next"/>
           <w:b/>
           <w:color w:val="003A70"/>
+          <w:sz w:val="22"/>
+          <w:szCs w:val="18"/>
+        </w:rPr>
+        <w:t xml:space="preserve">Step 3</w:t>
+      </w:r>
+      <w:r>
+        <w:rPr>
+          <w:rFonts w:ascii="Avenir Next" w:hAnsi="Avenir Next" w:cs="Avenir Next" w:eastAsia="Avenir Next"/>
+          <w:color w:val="1A1A1A"/>
           <w:sz w:val="18"/>
           <w:szCs w:val="18"/>
         </w:rPr>
-        <w:t xml:space="preserve">Step 3</w:t>
-      </w:r>
-      <w:r>
-        <w:rPr>
-          <w:rFonts w:ascii="Avenir Next" w:hAnsi="Avenir Next" w:cs="Avenir Next" w:eastAsia="Avenir Next"/>
-          <w:color w:val="1A1A1A"/>
-          <w:sz w:val="18"/>
-          <w:szCs w:val="18"/>
-        </w:rPr>
         <w:tab/>
       </w:r>
       <w:r>
         <w:rPr>
           <w:rFonts w:ascii="Avenir Next" w:hAnsi="Avenir Next" w:cs="Avenir Next" w:eastAsia="Avenir Next"/>
           <w:color w:val="1A1A1A"/>
-          <w:sz w:val="21"/>
+          <w:sz w:val="22"/>
           <w:szCs w:val="21"/>
         </w:rPr>
         <w:t xml:space="preserve">Different signs: 9 + 6 = </w:t>
@@ -1032,35 +1041,35 @@
           <w:rFonts w:ascii="Avenir Next" w:hAnsi="Avenir Next" w:cs="Avenir Next" w:eastAsia="Avenir Next"/>
           <w:b/>
           <w:color w:val="003A70"/>
+          <w:sz w:val="22"/>
+          <w:szCs w:val="18"/>
+        </w:rPr>
+        <w:t xml:space="preserve">Step 1</w:t>
+      </w:r>
+      <w:r>
+        <w:rPr>
+          <w:rFonts w:ascii="Avenir Next" w:hAnsi="Avenir Next" w:cs="Avenir Next" w:eastAsia="Avenir Next"/>
+          <w:color w:val="1A1A1A"/>
           <w:sz w:val="18"/>
           <w:szCs w:val="18"/>
         </w:rPr>
-        <w:t xml:space="preserve">Step 1</w:t>
-      </w:r>
-      <w:r>
-        <w:rPr>
-          <w:rFonts w:ascii="Avenir Next" w:hAnsi="Avenir Next" w:cs="Avenir Next" w:eastAsia="Avenir Next"/>
-          <w:color w:val="1A1A1A"/>
-          <w:sz w:val="18"/>
-          <w:szCs w:val="18"/>
-        </w:rPr>
         <w:tab/>
       </w:r>
       <w:r>
         <w:rPr>
           <w:rFonts w:ascii="Avenir Next" w:hAnsi="Avenir Next" w:cs="Avenir Next" w:eastAsia="Avenir Next"/>
           <w:color w:val="1A1A1A"/>
+          <w:sz w:val="22"/>
+          <w:szCs w:val="21"/>
+        </w:rPr>
+        <w:t xml:space="preserve">The </w:t>
+      </w:r>
+      <w:r>
+        <w:rPr>
+          <w:rFonts w:ascii="Avenir Next" w:hAnsi="Avenir Next" w:cs="Avenir Next" w:eastAsia="Avenir Next"/>
+          <w:color w:val="1A1A1A"/>
           <w:sz w:val="21"/>
           <w:szCs w:val="21"/>
-        </w:rPr>
-        <w:t xml:space="preserve">The </w:t>
-      </w:r>
-      <w:r>
-        <w:rPr>
-          <w:rFonts w:ascii="Avenir Next" w:hAnsi="Avenir Next" w:cs="Avenir Next" w:eastAsia="Avenir Next"/>
-          <w:color w:val="1A1A1A"/>
-          <w:sz w:val="21"/>
-          <w:szCs w:val="21"/>
           <w:u w:val="single"/>
         </w:rPr>
         <w:t xml:space="preserve">                </w:t>
@@ -1069,7 +1078,7 @@
         <w:rPr>
           <w:rFonts w:ascii="Avenir Next" w:hAnsi="Avenir Next" w:cs="Avenir Next" w:eastAsia="Avenir Next"/>
           <w:color w:val="1A1A1A"/>
-          <w:sz w:val="21"/>
+          <w:sz w:val="22"/>
           <w:szCs w:val="21"/>
         </w:rPr>
         <w:t xml:space="preserve"> is the same.</w:t>
@@ -1089,35 +1098,35 @@
           <w:rFonts w:ascii="Avenir Next" w:hAnsi="Avenir Next" w:cs="Avenir Next" w:eastAsia="Avenir Next"/>
           <w:b/>
           <w:color w:val="003A70"/>
+          <w:sz w:val="22"/>
+          <w:szCs w:val="18"/>
+        </w:rPr>
+        <w:t xml:space="preserve">Step 2</w:t>
+      </w:r>
+      <w:r>
+        <w:rPr>
+          <w:rFonts w:ascii="Avenir Next" w:hAnsi="Avenir Next" w:cs="Avenir Next" w:eastAsia="Avenir Next"/>
+          <w:color w:val="1A1A1A"/>
           <w:sz w:val="18"/>
           <w:szCs w:val="18"/>
         </w:rPr>
-        <w:t xml:space="preserve">Step 2</w:t>
-      </w:r>
-      <w:r>
-        <w:rPr>
-          <w:rFonts w:ascii="Avenir Next" w:hAnsi="Avenir Next" w:cs="Avenir Next" w:eastAsia="Avenir Next"/>
-          <w:color w:val="1A1A1A"/>
-          <w:sz w:val="18"/>
-          <w:szCs w:val="18"/>
-        </w:rPr>
         <w:tab/>
       </w:r>
       <w:r>
         <w:rPr>
           <w:rFonts w:ascii="Avenir Next" w:hAnsi="Avenir Next" w:cs="Avenir Next" w:eastAsia="Avenir Next"/>
           <w:color w:val="1A1A1A"/>
+          <w:sz w:val="22"/>
+          <w:szCs w:val="21"/>
+        </w:rPr>
+        <w:t xml:space="preserve">y changes: </w:t>
+      </w:r>
+      <w:r>
+        <w:rPr>
+          <w:rFonts w:ascii="Avenir Next" w:hAnsi="Avenir Next" w:cs="Avenir Next" w:eastAsia="Avenir Next"/>
+          <w:color w:val="1A1A1A"/>
           <w:sz w:val="21"/>
           <w:szCs w:val="21"/>
-        </w:rPr>
-        <w:t xml:space="preserve">y changes: </w:t>
-      </w:r>
-      <w:r>
-        <w:rPr>
-          <w:rFonts w:ascii="Avenir Next" w:hAnsi="Avenir Next" w:cs="Avenir Next" w:eastAsia="Avenir Next"/>
-          <w:color w:val="1A1A1A"/>
-          <w:sz w:val="21"/>
-          <w:szCs w:val="21"/>
           <w:u w:val="single"/>
         </w:rPr>
         <w:t xml:space="preserve">                </w:t>
@@ -1126,7 +1135,7 @@
         <w:rPr>
           <w:rFonts w:ascii="Avenir Next" w:hAnsi="Avenir Next" w:cs="Avenir Next" w:eastAsia="Avenir Next"/>
           <w:color w:val="1A1A1A"/>
-          <w:sz w:val="21"/>
+          <w:sz w:val="22"/>
           <w:szCs w:val="21"/>
         </w:rPr>
         <w:t xml:space="preserve"> and </w:t>
@@ -1156,35 +1165,35 @@
           <w:rFonts w:ascii="Avenir Next" w:hAnsi="Avenir Next" w:cs="Avenir Next" w:eastAsia="Avenir Next"/>
           <w:b/>
           <w:color w:val="003A70"/>
+          <w:sz w:val="22"/>
+          <w:szCs w:val="18"/>
+        </w:rPr>
+        <w:t xml:space="preserve">Step 3</w:t>
+      </w:r>
+      <w:r>
+        <w:rPr>
+          <w:rFonts w:ascii="Avenir Next" w:hAnsi="Avenir Next" w:cs="Avenir Next" w:eastAsia="Avenir Next"/>
+          <w:color w:val="1A1A1A"/>
           <w:sz w:val="18"/>
           <w:szCs w:val="18"/>
         </w:rPr>
-        <w:t xml:space="preserve">Step 3</w:t>
-      </w:r>
-      <w:r>
-        <w:rPr>
-          <w:rFonts w:ascii="Avenir Next" w:hAnsi="Avenir Next" w:cs="Avenir Next" w:eastAsia="Avenir Next"/>
-          <w:color w:val="1A1A1A"/>
-          <w:sz w:val="18"/>
-          <w:szCs w:val="18"/>
-        </w:rPr>
         <w:tab/>
       </w:r>
       <w:r>
         <w:rPr>
           <w:rFonts w:ascii="Avenir Next" w:hAnsi="Avenir Next" w:cs="Avenir Next" w:eastAsia="Avenir Next"/>
           <w:color w:val="1A1A1A"/>
+          <w:sz w:val="22"/>
+          <w:szCs w:val="21"/>
+        </w:rPr>
+        <w:t xml:space="preserve">Same signs: 12 − 3 = </w:t>
+      </w:r>
+      <w:r>
+        <w:rPr>
+          <w:rFonts w:ascii="Avenir Next" w:hAnsi="Avenir Next" w:cs="Avenir Next" w:eastAsia="Avenir Next"/>
+          <w:color w:val="1A1A1A"/>
           <w:sz w:val="21"/>
           <w:szCs w:val="21"/>
-        </w:rPr>
-        <w:t xml:space="preserve">Same signs: 12 − 3 = </w:t>
-      </w:r>
-      <w:r>
-        <w:rPr>
-          <w:rFonts w:ascii="Avenir Next" w:hAnsi="Avenir Next" w:cs="Avenir Next" w:eastAsia="Avenir Next"/>
-          <w:color w:val="1A1A1A"/>
-          <w:sz w:val="21"/>
-          <w:szCs w:val="21"/>
           <w:u w:val="single"/>
         </w:rPr>
         <w:t xml:space="preserve">                </w:t>
@@ -1197,6 +1206,7 @@
     </w:p>
     <w:p>
       <w:pPr>
+        <w:pStyle w:val="Heading2"/>
         <w:keepNext/>
         <w:pBdr>
           <w:bottom w:val="single" w:sz="8" w:space="3" w:color="003A70"/>
@@ -1212,7 +1222,7 @@
           <w:b/>
           <w:color w:val="003A70"/>
           <w:spacing w:val="14"/>
-          <w:sz w:val="19"/>
+          <w:sz w:val="22"/>
           <w:szCs w:val="19"/>
         </w:rPr>
         <w:t xml:space="preserve">YOUR TURN</w:t>
@@ -1231,7 +1241,7 @@
           <w:rFonts w:ascii="Avenir Next" w:hAnsi="Avenir Next" w:cs="Avenir Next" w:eastAsia="Avenir Next"/>
           <w:i/>
           <w:color w:val="5A5F66"/>
-          <w:sz w:val="17"/>
+          <w:sz w:val="22"/>
           <w:szCs w:val="17"/>
         </w:rPr>
         <w:t xml:space="preserve">use the steps on your own</w:t>
@@ -1617,7 +1627,7 @@
       <w:pPr>
         <w:pageBreakBefore/>
         <w:keepNext/>
-        <w:spacing w:before="0" w:after="12" w:line="264" w:lineRule="auto"/>
+        <w:spacing w:before="0" w:after="10" w:line="252" w:lineRule="auto"/>
       </w:pPr>
       <w:r>
         <w:rPr>
@@ -1626,7 +1636,7 @@
           <w:caps/>
           <w:color w:val="003A70"/>
           <w:spacing w:val="12"/>
-          <w:sz w:val="19"/>
+          <w:sz w:val="22"/>
           <w:szCs w:val="19"/>
         </w:rPr>
         <w:t xml:space="preserve">Lesson 7-6  ·  Session 2  ·  Prerequisite Practice B  ·  Skill 2 of 2</w:t>
@@ -1634,8 +1644,9 @@
     </w:p>
     <w:p>
       <w:pPr>
+        <w:pStyle w:val="Heading1"/>
         <w:keepNext/>
-        <w:spacing w:before="0" w:after="10" w:line="240" w:lineRule="auto"/>
+        <w:spacing w:before="0" w:after="8" w:line="240" w:lineRule="auto"/>
       </w:pPr>
       <w:r>
         <w:rPr>
@@ -1653,13 +1664,13 @@
         <w:pBdr>
           <w:bottom w:val="single" w:sz="4" w:space="5" w:color="C9CDD2"/>
         </w:pBdr>
-        <w:spacing w:before="0" w:after="60" w:line="264" w:lineRule="auto"/>
+        <w:spacing w:before="0" w:after="51" w:line="252" w:lineRule="auto"/>
       </w:pPr>
       <w:r>
         <w:rPr>
           <w:rFonts w:ascii="Avenir Next" w:hAnsi="Avenir Next" w:cs="Avenir Next" w:eastAsia="Avenir Next"/>
           <w:color w:val="5A5F66"/>
-          <w:sz w:val="17"/>
+          <w:sz w:val="22"/>
           <w:szCs w:val="17"/>
         </w:rPr>
         <w:t xml:space="preserve">Builds on Lesson 7-3 Session 1 · 6.NS.C.7c</w:t>
@@ -1702,7 +1713,8 @@
           </w:tcPr>
           <w:p>
             <w:pPr>
-              <w:spacing w:before="0" w:after="0" w:line="252" w:lineRule="auto"/>
+              <w:pStyle w:val="Heading2"/>
+              <w:spacing w:before="0" w:after="0" w:line="246" w:lineRule="auto"/>
             </w:pPr>
             <w:r>
               <w:rPr>
@@ -1725,13 +1737,13 @@
           </w:tcPr>
           <w:p>
             <w:pPr>
-              <w:spacing w:before="0" w:after="0" w:line="264" w:lineRule="auto"/>
+              <w:spacing w:before="0" w:after="0" w:line="252" w:lineRule="auto"/>
             </w:pPr>
             <w:r>
               <w:rPr>
                 <w:rFonts w:ascii="Avenir Next" w:hAnsi="Avenir Next" w:cs="Avenir Next" w:eastAsia="Avenir Next"/>
                 <w:color w:val="1A1A1A"/>
-                <w:sz w:val="20"/>
+                <w:sz w:val="22"/>
                 <w:szCs w:val="20"/>
               </w:rPr>
               <w:t xml:space="preserve">Stops at (0, 12) and (0, −9): which is farther from the depot at (0, 0)?</w:t>
@@ -1751,7 +1763,8 @@
           </w:tcPr>
           <w:p>
             <w:pPr>
-              <w:spacing w:before="0" w:after="0" w:line="252" w:lineRule="auto"/>
+              <w:pStyle w:val="Heading2"/>
+              <w:spacing w:before="0" w:after="0" w:line="246" w:lineRule="auto"/>
             </w:pPr>
             <w:r>
               <w:rPr>
@@ -1774,13 +1787,13 @@
           </w:tcPr>
           <w:p>
             <w:pPr>
-              <w:spacing w:before="0" w:after="0" w:line="264" w:lineRule="auto"/>
+              <w:spacing w:before="0" w:after="0" w:line="252" w:lineRule="auto"/>
             </w:pPr>
             <w:r>
               <w:rPr>
                 <w:rFonts w:ascii="Avenir Next" w:hAnsi="Avenir Next" w:cs="Avenir Next" w:eastAsia="Avenir Next"/>
                 <w:color w:val="1A1A1A"/>
-                <w:sz w:val="20"/>
+                <w:sz w:val="22"/>
                 <w:szCs w:val="20"/>
               </w:rPr>
               <w:t xml:space="preserve">Compare how far numbers are from 0, like −9 and 4.  </w:t>
@@ -1790,7 +1803,7 @@
                 <w:rFonts w:ascii="Avenir Next" w:hAnsi="Avenir Next" w:cs="Avenir Next" w:eastAsia="Avenir Next"/>
                 <w:b/>
                 <w:color w:val="1A1A1A"/>
-                <w:sz w:val="20"/>
+                <w:sz w:val="22"/>
                 <w:szCs w:val="20"/>
               </w:rPr>
               <w:t xml:space="preserve">You will use it in Practice Form A, problem 8.</w:t>
@@ -1801,6 +1814,7 @@
     </w:tbl>
     <w:p>
       <w:pPr>
+        <w:pStyle w:val="Heading2"/>
         <w:keepNext/>
         <w:pBdr>
           <w:bottom w:val="single" w:sz="8" w:space="3" w:color="003A70"/>
@@ -1808,7 +1822,7 @@
         <w:tabs>
           <w:tab w:val="right" w:pos="9504"/>
         </w:tabs>
-        <w:spacing w:before="50" w:after="36" w:line="240" w:lineRule="auto"/>
+        <w:spacing w:before="42" w:after="31" w:line="240" w:lineRule="auto"/>
       </w:pPr>
       <w:r>
         <w:rPr>
@@ -1816,7 +1830,7 @@
           <w:b/>
           <w:color w:val="003A70"/>
           <w:spacing w:val="14"/>
-          <w:sz w:val="19"/>
+          <w:sz w:val="22"/>
           <w:szCs w:val="19"/>
         </w:rPr>
         <w:t xml:space="preserve">STEPS TO FOLLOW</w:t>
@@ -1835,7 +1849,7 @@
           <w:rFonts w:ascii="Avenir Next" w:hAnsi="Avenir Next" w:cs="Avenir Next" w:eastAsia="Avenir Next"/>
           <w:i/>
           <w:color w:val="5A5F66"/>
-          <w:sz w:val="17"/>
+          <w:sz w:val="22"/>
           <w:szCs w:val="17"/>
         </w:rPr>
         <w:t xml:space="preserve">use these same steps on every problem</w:t>
@@ -1877,6 +1891,7 @@
           </w:tcPr>
           <w:p>
             <w:pPr>
+              <w:pStyle w:val="Heading1"/>
               <w:spacing w:before="0" w:after="0" w:line="240" w:lineRule="auto"/>
               <w:jc w:val="center"/>
             </w:pPr>
@@ -1899,13 +1914,13 @@
           </w:tcPr>
           <w:p>
             <w:pPr>
-              <w:spacing w:before="0" w:after="0" w:line="264" w:lineRule="auto"/>
+              <w:spacing w:before="0" w:after="0" w:line="252" w:lineRule="auto"/>
             </w:pPr>
             <w:r>
               <w:rPr>
                 <w:rFonts w:ascii="Avenir Next" w:hAnsi="Avenir Next" w:cs="Avenir Next" w:eastAsia="Avenir Next"/>
                 <w:color w:val="1A1A1A"/>
-                <w:sz w:val="21"/>
+                <w:sz w:val="22"/>
                 <w:szCs w:val="21"/>
               </w:rPr>
               <w:t xml:space="preserve">Find the </w:t>
@@ -1915,7 +1930,7 @@
                 <w:rFonts w:ascii="Avenir Next" w:hAnsi="Avenir Next" w:cs="Avenir Next" w:eastAsia="Avenir Next"/>
                 <w:b/>
                 <w:color w:val="1A1A1A"/>
-                <w:sz w:val="21"/>
+                <w:sz w:val="22"/>
                 <w:szCs w:val="21"/>
               </w:rPr>
               <w:t xml:space="preserve">absolute value</w:t>
@@ -1924,7 +1939,7 @@
               <w:rPr>
                 <w:rFonts w:ascii="Avenir Next" w:hAnsi="Avenir Next" w:cs="Avenir Next" w:eastAsia="Avenir Next"/>
                 <w:color w:val="1A1A1A"/>
-                <w:sz w:val="21"/>
+                <w:sz w:val="22"/>
                 <w:szCs w:val="21"/>
               </w:rPr>
               <w:t xml:space="preserve"> of each number.</w:t>
@@ -1943,6 +1958,7 @@
           </w:tcPr>
           <w:p>
             <w:pPr>
+              <w:pStyle w:val="Heading1"/>
               <w:spacing w:before="0" w:after="0" w:line="240" w:lineRule="auto"/>
               <w:jc w:val="center"/>
             </w:pPr>
@@ -1965,14 +1981,14 @@
           </w:tcPr>
           <w:p>
             <w:pPr>
-              <w:spacing w:before="0" w:after="0" w:line="264" w:lineRule="auto"/>
+              <w:spacing w:before="0" w:after="0" w:line="252" w:lineRule="auto"/>
             </w:pPr>
             <w:r>
               <w:rPr>
                 <w:rFonts w:ascii="Avenir Next" w:hAnsi="Avenir Next" w:cs="Avenir Next" w:eastAsia="Avenir Next"/>
                 <w:b/>
                 <w:color w:val="1A1A1A"/>
-                <w:sz w:val="21"/>
+                <w:sz w:val="22"/>
                 <w:szCs w:val="21"/>
               </w:rPr>
               <w:t xml:space="preserve">Compare</w:t>
@@ -1981,7 +1997,7 @@
               <w:rPr>
                 <w:rFonts w:ascii="Avenir Next" w:hAnsi="Avenir Next" w:cs="Avenir Next" w:eastAsia="Avenir Next"/>
                 <w:color w:val="1A1A1A"/>
-                <w:sz w:val="21"/>
+                <w:sz w:val="22"/>
                 <w:szCs w:val="21"/>
               </w:rPr>
               <w:t xml:space="preserve"> the absolute values.</w:t>
@@ -2000,6 +2016,7 @@
           </w:tcPr>
           <w:p>
             <w:pPr>
+              <w:pStyle w:val="Heading1"/>
               <w:spacing w:before="0" w:after="0" w:line="240" w:lineRule="auto"/>
               <w:jc w:val="center"/>
             </w:pPr>
@@ -2022,13 +2039,13 @@
           </w:tcPr>
           <w:p>
             <w:pPr>
-              <w:spacing w:before="0" w:after="0" w:line="264" w:lineRule="auto"/>
+              <w:spacing w:before="0" w:after="0" w:line="252" w:lineRule="auto"/>
             </w:pPr>
             <w:r>
               <w:rPr>
                 <w:rFonts w:ascii="Avenir Next" w:hAnsi="Avenir Next" w:cs="Avenir Next" w:eastAsia="Avenir Next"/>
                 <w:color w:val="1A1A1A"/>
-                <w:sz w:val="21"/>
+                <w:sz w:val="22"/>
                 <w:szCs w:val="21"/>
               </w:rPr>
               <w:t xml:space="preserve">The bigger absolute value is </w:t>
@@ -2038,7 +2055,7 @@
                 <w:rFonts w:ascii="Avenir Next" w:hAnsi="Avenir Next" w:cs="Avenir Next" w:eastAsia="Avenir Next"/>
                 <w:b/>
                 <w:color w:val="1A1A1A"/>
-                <w:sz w:val="21"/>
+                <w:sz w:val="22"/>
                 <w:szCs w:val="21"/>
               </w:rPr>
               <w:t xml:space="preserve">farther</w:t>
@@ -2047,7 +2064,7 @@
               <w:rPr>
                 <w:rFonts w:ascii="Avenir Next" w:hAnsi="Avenir Next" w:cs="Avenir Next" w:eastAsia="Avenir Next"/>
                 <w:color w:val="1A1A1A"/>
-                <w:sz w:val="21"/>
+                <w:sz w:val="22"/>
                 <w:szCs w:val="21"/>
               </w:rPr>
               <w:t xml:space="preserve"> from 0.</w:t>
@@ -2058,6 +2075,7 @@
     </w:tbl>
     <w:p>
       <w:pPr>
+        <w:pStyle w:val="Heading2"/>
         <w:keepNext/>
         <w:pBdr>
           <w:bottom w:val="single" w:sz="8" w:space="3" w:color="003A70"/>
@@ -2065,7 +2083,7 @@
         <w:tabs>
           <w:tab w:val="right" w:pos="9504"/>
         </w:tabs>
-        <w:spacing w:before="50" w:after="36" w:line="240" w:lineRule="auto"/>
+        <w:spacing w:before="42" w:after="31" w:line="240" w:lineRule="auto"/>
       </w:pPr>
       <w:r>
         <w:rPr>
@@ -2073,7 +2091,7 @@
           <w:b/>
           <w:color w:val="003A70"/>
           <w:spacing w:val="14"/>
-          <w:sz w:val="19"/>
+          <w:sz w:val="22"/>
           <w:szCs w:val="19"/>
         </w:rPr>
         <w:t xml:space="preserve">WATCH ME</w:t>
@@ -2092,7 +2110,7 @@
           <w:rFonts w:ascii="Avenir Next" w:hAnsi="Avenir Next" w:cs="Avenir Next" w:eastAsia="Avenir Next"/>
           <w:i/>
           <w:color w:val="5A5F66"/>
-          <w:sz w:val="17"/>
+          <w:sz w:val="22"/>
           <w:szCs w:val="17"/>
         </w:rPr>
         <w:t xml:space="preserve">the steps in action</w:t>
@@ -2100,14 +2118,14 @@
     </w:p>
     <w:p>
       <w:pPr>
-        <w:spacing w:before="0" w:after="40" w:line="264" w:lineRule="auto"/>
-      </w:pPr>
-      <w:r>
-        <w:rPr>
-          <w:rFonts w:ascii="Avenir Next" w:hAnsi="Avenir Next" w:cs="Avenir Next" w:eastAsia="Avenir Next"/>
-          <w:b/>
-          <w:color w:val="1A1A1A"/>
-          <w:sz w:val="21"/>
+        <w:spacing w:before="0" w:after="34" w:line="252" w:lineRule="auto"/>
+      </w:pPr>
+      <w:r>
+        <w:rPr>
+          <w:rFonts w:ascii="Avenir Next" w:hAnsi="Avenir Next" w:cs="Avenir Next" w:eastAsia="Avenir Next"/>
+          <w:b/>
+          <w:color w:val="1A1A1A"/>
+          <w:sz w:val="22"/>
           <w:szCs w:val="21"/>
         </w:rPr>
         <w:t xml:space="preserve">Which is farther from 0: 12 or −9?</w:t>
@@ -2118,7 +2136,7 @@
         <w:tabs>
           <w:tab w:val="left" w:pos="950"/>
         </w:tabs>
-        <w:spacing w:before="0" w:after="24" w:line="256" w:lineRule="auto"/>
+        <w:spacing w:before="0" w:after="20" w:line="248" w:lineRule="auto"/>
         <w:ind w:left="950" w:hanging="950"/>
       </w:pPr>
       <w:r>
@@ -2126,25 +2144,25 @@
           <w:rFonts w:ascii="Avenir Next" w:hAnsi="Avenir Next" w:cs="Avenir Next" w:eastAsia="Avenir Next"/>
           <w:b/>
           <w:color w:val="003A70"/>
+          <w:sz w:val="22"/>
+          <w:szCs w:val="19"/>
+        </w:rPr>
+        <w:t xml:space="preserve">Step 1</w:t>
+      </w:r>
+      <w:r>
+        <w:rPr>
+          <w:rFonts w:ascii="Avenir Next" w:hAnsi="Avenir Next" w:cs="Avenir Next" w:eastAsia="Avenir Next"/>
+          <w:color w:val="1A1A1A"/>
           <w:sz w:val="19"/>
           <w:szCs w:val="19"/>
         </w:rPr>
-        <w:t xml:space="preserve">Step 1</w:t>
-      </w:r>
-      <w:r>
-        <w:rPr>
-          <w:rFonts w:ascii="Avenir Next" w:hAnsi="Avenir Next" w:cs="Avenir Next" w:eastAsia="Avenir Next"/>
-          <w:color w:val="1A1A1A"/>
-          <w:sz w:val="19"/>
-          <w:szCs w:val="19"/>
-        </w:rPr>
         <w:tab/>
       </w:r>
       <w:r>
         <w:rPr>
           <w:rFonts w:ascii="Avenir Next" w:hAnsi="Avenir Next" w:cs="Avenir Next" w:eastAsia="Avenir Next"/>
           <w:color w:val="1A1A1A"/>
-          <w:sz w:val="21"/>
+          <w:sz w:val="22"/>
           <w:szCs w:val="21"/>
         </w:rPr>
         <w:t xml:space="preserve">|12| = 12 and |−9| = 9.</w:t>
@@ -2155,7 +2173,7 @@
         <w:tabs>
           <w:tab w:val="left" w:pos="950"/>
         </w:tabs>
-        <w:spacing w:before="0" w:after="24" w:line="256" w:lineRule="auto"/>
+        <w:spacing w:before="0" w:after="20" w:line="248" w:lineRule="auto"/>
         <w:ind w:left="950" w:hanging="950"/>
       </w:pPr>
       <w:r>
@@ -2163,25 +2181,25 @@
           <w:rFonts w:ascii="Avenir Next" w:hAnsi="Avenir Next" w:cs="Avenir Next" w:eastAsia="Avenir Next"/>
           <w:b/>
           <w:color w:val="003A70"/>
+          <w:sz w:val="22"/>
+          <w:szCs w:val="19"/>
+        </w:rPr>
+        <w:t xml:space="preserve">Step 2</w:t>
+      </w:r>
+      <w:r>
+        <w:rPr>
+          <w:rFonts w:ascii="Avenir Next" w:hAnsi="Avenir Next" w:cs="Avenir Next" w:eastAsia="Avenir Next"/>
+          <w:color w:val="1A1A1A"/>
           <w:sz w:val="19"/>
           <w:szCs w:val="19"/>
         </w:rPr>
-        <w:t xml:space="preserve">Step 2</w:t>
-      </w:r>
-      <w:r>
-        <w:rPr>
-          <w:rFonts w:ascii="Avenir Next" w:hAnsi="Avenir Next" w:cs="Avenir Next" w:eastAsia="Avenir Next"/>
-          <w:color w:val="1A1A1A"/>
-          <w:sz w:val="19"/>
-          <w:szCs w:val="19"/>
-        </w:rPr>
         <w:tab/>
       </w:r>
       <w:r>
         <w:rPr>
           <w:rFonts w:ascii="Avenir Next" w:hAnsi="Avenir Next" w:cs="Avenir Next" w:eastAsia="Avenir Next"/>
           <w:color w:val="1A1A1A"/>
-          <w:sz w:val="21"/>
+          <w:sz w:val="22"/>
           <w:szCs w:val="21"/>
         </w:rPr>
         <w:t xml:space="preserve">12 &gt; 9.</w:t>
@@ -2192,7 +2210,7 @@
         <w:tabs>
           <w:tab w:val="left" w:pos="950"/>
         </w:tabs>
-        <w:spacing w:before="0" w:after="24" w:line="256" w:lineRule="auto"/>
+        <w:spacing w:before="0" w:after="20" w:line="248" w:lineRule="auto"/>
         <w:ind w:left="950" w:hanging="950"/>
       </w:pPr>
       <w:r>
@@ -2200,25 +2218,25 @@
           <w:rFonts w:ascii="Avenir Next" w:hAnsi="Avenir Next" w:cs="Avenir Next" w:eastAsia="Avenir Next"/>
           <w:b/>
           <w:color w:val="003A70"/>
+          <w:sz w:val="22"/>
+          <w:szCs w:val="19"/>
+        </w:rPr>
+        <w:t xml:space="preserve">Step 3</w:t>
+      </w:r>
+      <w:r>
+        <w:rPr>
+          <w:rFonts w:ascii="Avenir Next" w:hAnsi="Avenir Next" w:cs="Avenir Next" w:eastAsia="Avenir Next"/>
+          <w:color w:val="1A1A1A"/>
           <w:sz w:val="19"/>
           <w:szCs w:val="19"/>
         </w:rPr>
-        <w:t xml:space="preserve">Step 3</w:t>
-      </w:r>
-      <w:r>
-        <w:rPr>
-          <w:rFonts w:ascii="Avenir Next" w:hAnsi="Avenir Next" w:cs="Avenir Next" w:eastAsia="Avenir Next"/>
-          <w:color w:val="1A1A1A"/>
-          <w:sz w:val="19"/>
-          <w:szCs w:val="19"/>
-        </w:rPr>
         <w:tab/>
       </w:r>
       <w:r>
         <w:rPr>
           <w:rFonts w:ascii="Avenir Next" w:hAnsi="Avenir Next" w:cs="Avenir Next" w:eastAsia="Avenir Next"/>
           <w:color w:val="1A1A1A"/>
-          <w:sz w:val="21"/>
+          <w:sz w:val="22"/>
           <w:szCs w:val="21"/>
         </w:rPr>
         <w:t xml:space="preserve">12 is farther from 0.</w:t>
@@ -2229,7 +2247,7 @@
         <w:tabs>
           <w:tab w:val="left" w:pos="950"/>
         </w:tabs>
-        <w:spacing w:before="20" w:after="0" w:line="256" w:lineRule="auto"/>
+        <w:spacing w:before="17" w:after="0" w:line="248" w:lineRule="auto"/>
         <w:ind w:left="950" w:hanging="950"/>
       </w:pPr>
       <w:r>
@@ -2237,18 +2255,18 @@
           <w:rFonts w:ascii="Avenir Next" w:hAnsi="Avenir Next" w:cs="Avenir Next" w:eastAsia="Avenir Next"/>
           <w:b/>
           <w:color w:val="1A1A1A"/>
+          <w:sz w:val="22"/>
+          <w:szCs w:val="21"/>
+        </w:rPr>
+        <w:t xml:space="preserve">Answer</w:t>
+      </w:r>
+      <w:r>
+        <w:rPr>
+          <w:rFonts w:ascii="Avenir Next" w:hAnsi="Avenir Next" w:cs="Avenir Next" w:eastAsia="Avenir Next"/>
+          <w:color w:val="1A1A1A"/>
           <w:sz w:val="21"/>
           <w:szCs w:val="21"/>
         </w:rPr>
-        <w:t xml:space="preserve">Answer</w:t>
-      </w:r>
-      <w:r>
-        <w:rPr>
-          <w:rFonts w:ascii="Avenir Next" w:hAnsi="Avenir Next" w:cs="Avenir Next" w:eastAsia="Avenir Next"/>
-          <w:color w:val="1A1A1A"/>
-          <w:sz w:val="21"/>
-          <w:szCs w:val="21"/>
-        </w:rPr>
         <w:tab/>
       </w:r>
       <w:r>
@@ -2256,7 +2274,7 @@
           <w:rFonts w:ascii="Avenir Next" w:hAnsi="Avenir Next" w:cs="Avenir Next" w:eastAsia="Avenir Next"/>
           <w:b/>
           <w:color w:val="1A1A1A"/>
-          <w:sz w:val="21"/>
+          <w:sz w:val="22"/>
           <w:szCs w:val="21"/>
         </w:rPr>
         <w:t xml:space="preserve">12</w:t>
@@ -2264,6 +2282,7 @@
     </w:p>
     <w:p>
       <w:pPr>
+        <w:pStyle w:val="Heading2"/>
         <w:keepNext/>
         <w:pBdr>
           <w:bottom w:val="single" w:sz="8" w:space="3" w:color="003A70"/>
@@ -2271,7 +2290,7 @@
         <w:tabs>
           <w:tab w:val="right" w:pos="9504"/>
         </w:tabs>
-        <w:spacing w:before="50" w:after="36" w:line="240" w:lineRule="auto"/>
+        <w:spacing w:before="42" w:after="31" w:line="240" w:lineRule="auto"/>
       </w:pPr>
       <w:r>
         <w:rPr>
@@ -2279,7 +2298,7 @@
           <w:b/>
           <w:color w:val="003A70"/>
           <w:spacing w:val="14"/>
-          <w:sz w:val="19"/>
+          <w:sz w:val="22"/>
           <w:szCs w:val="19"/>
         </w:rPr>
         <w:t xml:space="preserve">TRY IT WITH HELP</w:t>
@@ -2298,7 +2317,7 @@
           <w:rFonts w:ascii="Avenir Next" w:hAnsi="Avenir Next" w:cs="Avenir Next" w:eastAsia="Avenir Next"/>
           <w:i/>
           <w:color w:val="5A5F66"/>
-          <w:sz w:val="17"/>
+          <w:sz w:val="22"/>
           <w:szCs w:val="17"/>
         </w:rPr>
         <w:t xml:space="preserve">fill in each step</w:t>
@@ -2310,7 +2329,7 @@
         <w:tabs>
           <w:tab w:val="left" w:pos="432"/>
         </w:tabs>
-        <w:spacing w:before="90" w:after="40" w:line="268" w:lineRule="auto"/>
+        <w:spacing w:before="76" w:after="34" w:line="254" w:lineRule="auto"/>
         <w:ind w:left="432" w:hanging="432"/>
       </w:pPr>
       <w:r>
@@ -2348,7 +2367,7 @@
         <w:tabs>
           <w:tab w:val="left" w:pos="1300"/>
         </w:tabs>
-        <w:spacing w:before="0" w:after="24" w:line="272" w:lineRule="auto"/>
+        <w:spacing w:before="0" w:after="20" w:line="256" w:lineRule="auto"/>
         <w:ind w:left="1300" w:hanging="868"/>
       </w:pPr>
       <w:r>
@@ -2356,35 +2375,35 @@
           <w:rFonts w:ascii="Avenir Next" w:hAnsi="Avenir Next" w:cs="Avenir Next" w:eastAsia="Avenir Next"/>
           <w:b/>
           <w:color w:val="003A70"/>
+          <w:sz w:val="22"/>
+          <w:szCs w:val="18"/>
+        </w:rPr>
+        <w:t xml:space="preserve">Step 1</w:t>
+      </w:r>
+      <w:r>
+        <w:rPr>
+          <w:rFonts w:ascii="Avenir Next" w:hAnsi="Avenir Next" w:cs="Avenir Next" w:eastAsia="Avenir Next"/>
+          <w:color w:val="1A1A1A"/>
           <w:sz w:val="18"/>
           <w:szCs w:val="18"/>
         </w:rPr>
-        <w:t xml:space="preserve">Step 1</w:t>
-      </w:r>
-      <w:r>
-        <w:rPr>
-          <w:rFonts w:ascii="Avenir Next" w:hAnsi="Avenir Next" w:cs="Avenir Next" w:eastAsia="Avenir Next"/>
-          <w:color w:val="1A1A1A"/>
-          <w:sz w:val="18"/>
-          <w:szCs w:val="18"/>
-        </w:rPr>
         <w:tab/>
       </w:r>
       <w:r>
         <w:rPr>
           <w:rFonts w:ascii="Avenir Next" w:hAnsi="Avenir Next" w:cs="Avenir Next" w:eastAsia="Avenir Next"/>
           <w:color w:val="1A1A1A"/>
+          <w:sz w:val="22"/>
+          <w:szCs w:val="21"/>
+        </w:rPr>
+        <w:t xml:space="preserve">|−7| = </w:t>
+      </w:r>
+      <w:r>
+        <w:rPr>
+          <w:rFonts w:ascii="Avenir Next" w:hAnsi="Avenir Next" w:cs="Avenir Next" w:eastAsia="Avenir Next"/>
+          <w:color w:val="1A1A1A"/>
           <w:sz w:val="21"/>
           <w:szCs w:val="21"/>
-        </w:rPr>
-        <w:t xml:space="preserve">|−7| = </w:t>
-      </w:r>
-      <w:r>
-        <w:rPr>
-          <w:rFonts w:ascii="Avenir Next" w:hAnsi="Avenir Next" w:cs="Avenir Next" w:eastAsia="Avenir Next"/>
-          <w:color w:val="1A1A1A"/>
-          <w:sz w:val="21"/>
-          <w:szCs w:val="21"/>
           <w:u w:val="single"/>
         </w:rPr>
         <w:t xml:space="preserve">                </w:t>
@@ -2393,7 +2412,7 @@
         <w:rPr>
           <w:rFonts w:ascii="Avenir Next" w:hAnsi="Avenir Next" w:cs="Avenir Next" w:eastAsia="Avenir Next"/>
           <w:color w:val="1A1A1A"/>
-          <w:sz w:val="21"/>
+          <w:sz w:val="22"/>
           <w:szCs w:val="21"/>
         </w:rPr>
         <w:t xml:space="preserve"> and |5| = </w:t>
@@ -2415,7 +2434,7 @@
         <w:tabs>
           <w:tab w:val="left" w:pos="1300"/>
         </w:tabs>
-        <w:spacing w:before="0" w:after="24" w:line="272" w:lineRule="auto"/>
+        <w:spacing w:before="0" w:after="20" w:line="256" w:lineRule="auto"/>
         <w:ind w:left="1300" w:hanging="868"/>
       </w:pPr>
       <w:r>
@@ -2423,18 +2442,18 @@
           <w:rFonts w:ascii="Avenir Next" w:hAnsi="Avenir Next" w:cs="Avenir Next" w:eastAsia="Avenir Next"/>
           <w:b/>
           <w:color w:val="003A70"/>
+          <w:sz w:val="22"/>
+          <w:szCs w:val="18"/>
+        </w:rPr>
+        <w:t xml:space="preserve">Step 2</w:t>
+      </w:r>
+      <w:r>
+        <w:rPr>
+          <w:rFonts w:ascii="Avenir Next" w:hAnsi="Avenir Next" w:cs="Avenir Next" w:eastAsia="Avenir Next"/>
+          <w:color w:val="1A1A1A"/>
           <w:sz w:val="18"/>
           <w:szCs w:val="18"/>
         </w:rPr>
-        <w:t xml:space="preserve">Step 2</w:t>
-      </w:r>
-      <w:r>
-        <w:rPr>
-          <w:rFonts w:ascii="Avenir Next" w:hAnsi="Avenir Next" w:cs="Avenir Next" w:eastAsia="Avenir Next"/>
-          <w:color w:val="1A1A1A"/>
-          <w:sz w:val="18"/>
-          <w:szCs w:val="18"/>
-        </w:rPr>
         <w:tab/>
       </w:r>
       <w:r>
@@ -2451,7 +2470,7 @@
         <w:rPr>
           <w:rFonts w:ascii="Avenir Next" w:hAnsi="Avenir Next" w:cs="Avenir Next" w:eastAsia="Avenir Next"/>
           <w:color w:val="1A1A1A"/>
-          <w:sz w:val="21"/>
+          <w:sz w:val="22"/>
           <w:szCs w:val="21"/>
         </w:rPr>
         <w:t xml:space="preserve"> &gt; </w:t>
@@ -2473,7 +2492,7 @@
         <w:tabs>
           <w:tab w:val="left" w:pos="1300"/>
         </w:tabs>
-        <w:spacing w:before="0" w:after="24" w:line="272" w:lineRule="auto"/>
+        <w:spacing w:before="0" w:after="20" w:line="256" w:lineRule="auto"/>
         <w:ind w:left="1300" w:hanging="868"/>
       </w:pPr>
       <w:r>
@@ -2481,18 +2500,18 @@
           <w:rFonts w:ascii="Avenir Next" w:hAnsi="Avenir Next" w:cs="Avenir Next" w:eastAsia="Avenir Next"/>
           <w:b/>
           <w:color w:val="003A70"/>
+          <w:sz w:val="22"/>
+          <w:szCs w:val="18"/>
+        </w:rPr>
+        <w:t xml:space="preserve">Step 3</w:t>
+      </w:r>
+      <w:r>
+        <w:rPr>
+          <w:rFonts w:ascii="Avenir Next" w:hAnsi="Avenir Next" w:cs="Avenir Next" w:eastAsia="Avenir Next"/>
+          <w:color w:val="1A1A1A"/>
           <w:sz w:val="18"/>
           <w:szCs w:val="18"/>
         </w:rPr>
-        <w:t xml:space="preserve">Step 3</w:t>
-      </w:r>
-      <w:r>
-        <w:rPr>
-          <w:rFonts w:ascii="Avenir Next" w:hAnsi="Avenir Next" w:cs="Avenir Next" w:eastAsia="Avenir Next"/>
-          <w:color w:val="1A1A1A"/>
-          <w:sz w:val="18"/>
-          <w:szCs w:val="18"/>
-        </w:rPr>
         <w:tab/>
       </w:r>
       <w:r>
@@ -2509,7 +2528,7 @@
         <w:rPr>
           <w:rFonts w:ascii="Avenir Next" w:hAnsi="Avenir Next" w:cs="Avenir Next" w:eastAsia="Avenir Next"/>
           <w:color w:val="1A1A1A"/>
-          <w:sz w:val="21"/>
+          <w:sz w:val="22"/>
           <w:szCs w:val="21"/>
         </w:rPr>
         <w:t xml:space="preserve"> is farther from 0.</w:t>
@@ -2526,7 +2545,7 @@
         <w:tabs>
           <w:tab w:val="left" w:pos="432"/>
         </w:tabs>
-        <w:spacing w:before="90" w:after="40" w:line="268" w:lineRule="auto"/>
+        <w:spacing w:before="76" w:after="34" w:line="254" w:lineRule="auto"/>
         <w:ind w:left="432" w:hanging="432"/>
       </w:pPr>
       <w:r>
@@ -2564,7 +2583,7 @@
         <w:tabs>
           <w:tab w:val="left" w:pos="1300"/>
         </w:tabs>
-        <w:spacing w:before="0" w:after="24" w:line="272" w:lineRule="auto"/>
+        <w:spacing w:before="0" w:after="20" w:line="256" w:lineRule="auto"/>
         <w:ind w:left="1300" w:hanging="868"/>
       </w:pPr>
       <w:r>
@@ -2572,35 +2591,35 @@
           <w:rFonts w:ascii="Avenir Next" w:hAnsi="Avenir Next" w:cs="Avenir Next" w:eastAsia="Avenir Next"/>
           <w:b/>
           <w:color w:val="003A70"/>
+          <w:sz w:val="22"/>
+          <w:szCs w:val="18"/>
+        </w:rPr>
+        <w:t xml:space="preserve">Step 1</w:t>
+      </w:r>
+      <w:r>
+        <w:rPr>
+          <w:rFonts w:ascii="Avenir Next" w:hAnsi="Avenir Next" w:cs="Avenir Next" w:eastAsia="Avenir Next"/>
+          <w:color w:val="1A1A1A"/>
           <w:sz w:val="18"/>
           <w:szCs w:val="18"/>
         </w:rPr>
-        <w:t xml:space="preserve">Step 1</w:t>
-      </w:r>
-      <w:r>
-        <w:rPr>
-          <w:rFonts w:ascii="Avenir Next" w:hAnsi="Avenir Next" w:cs="Avenir Next" w:eastAsia="Avenir Next"/>
-          <w:color w:val="1A1A1A"/>
-          <w:sz w:val="18"/>
-          <w:szCs w:val="18"/>
-        </w:rPr>
         <w:tab/>
       </w:r>
       <w:r>
         <w:rPr>
           <w:rFonts w:ascii="Avenir Next" w:hAnsi="Avenir Next" w:cs="Avenir Next" w:eastAsia="Avenir Next"/>
           <w:color w:val="1A1A1A"/>
+          <w:sz w:val="22"/>
+          <w:szCs w:val="21"/>
+        </w:rPr>
+        <w:t xml:space="preserve">|4| = </w:t>
+      </w:r>
+      <w:r>
+        <w:rPr>
+          <w:rFonts w:ascii="Avenir Next" w:hAnsi="Avenir Next" w:cs="Avenir Next" w:eastAsia="Avenir Next"/>
+          <w:color w:val="1A1A1A"/>
           <w:sz w:val="21"/>
           <w:szCs w:val="21"/>
-        </w:rPr>
-        <w:t xml:space="preserve">|4| = </w:t>
-      </w:r>
-      <w:r>
-        <w:rPr>
-          <w:rFonts w:ascii="Avenir Next" w:hAnsi="Avenir Next" w:cs="Avenir Next" w:eastAsia="Avenir Next"/>
-          <w:color w:val="1A1A1A"/>
-          <w:sz w:val="21"/>
-          <w:szCs w:val="21"/>
           <w:u w:val="single"/>
         </w:rPr>
         <w:t xml:space="preserve">                </w:t>
@@ -2609,7 +2628,7 @@
         <w:rPr>
           <w:rFonts w:ascii="Avenir Next" w:hAnsi="Avenir Next" w:cs="Avenir Next" w:eastAsia="Avenir Next"/>
           <w:color w:val="1A1A1A"/>
-          <w:sz w:val="21"/>
+          <w:sz w:val="22"/>
           <w:szCs w:val="21"/>
         </w:rPr>
         <w:t xml:space="preserve"> and |−9| = </w:t>
@@ -2631,7 +2650,7 @@
         <w:tabs>
           <w:tab w:val="left" w:pos="1300"/>
         </w:tabs>
-        <w:spacing w:before="0" w:after="24" w:line="272" w:lineRule="auto"/>
+        <w:spacing w:before="0" w:after="20" w:line="256" w:lineRule="auto"/>
         <w:ind w:left="1300" w:hanging="868"/>
       </w:pPr>
       <w:r>
@@ -2639,18 +2658,18 @@
           <w:rFonts w:ascii="Avenir Next" w:hAnsi="Avenir Next" w:cs="Avenir Next" w:eastAsia="Avenir Next"/>
           <w:b/>
           <w:color w:val="003A70"/>
+          <w:sz w:val="22"/>
+          <w:szCs w:val="18"/>
+        </w:rPr>
+        <w:t xml:space="preserve">Step 2</w:t>
+      </w:r>
+      <w:r>
+        <w:rPr>
+          <w:rFonts w:ascii="Avenir Next" w:hAnsi="Avenir Next" w:cs="Avenir Next" w:eastAsia="Avenir Next"/>
+          <w:color w:val="1A1A1A"/>
           <w:sz w:val="18"/>
           <w:szCs w:val="18"/>
         </w:rPr>
-        <w:t xml:space="preserve">Step 2</w:t>
-      </w:r>
-      <w:r>
-        <w:rPr>
-          <w:rFonts w:ascii="Avenir Next" w:hAnsi="Avenir Next" w:cs="Avenir Next" w:eastAsia="Avenir Next"/>
-          <w:color w:val="1A1A1A"/>
-          <w:sz w:val="18"/>
-          <w:szCs w:val="18"/>
-        </w:rPr>
         <w:tab/>
       </w:r>
       <w:r>
@@ -2667,7 +2686,7 @@
         <w:rPr>
           <w:rFonts w:ascii="Avenir Next" w:hAnsi="Avenir Next" w:cs="Avenir Next" w:eastAsia="Avenir Next"/>
           <w:color w:val="1A1A1A"/>
-          <w:sz w:val="21"/>
+          <w:sz w:val="22"/>
           <w:szCs w:val="21"/>
         </w:rPr>
         <w:t xml:space="preserve"> &gt; </w:t>
@@ -2689,7 +2708,7 @@
         <w:tabs>
           <w:tab w:val="left" w:pos="1300"/>
         </w:tabs>
-        <w:spacing w:before="0" w:after="24" w:line="272" w:lineRule="auto"/>
+        <w:spacing w:before="0" w:after="20" w:line="256" w:lineRule="auto"/>
         <w:ind w:left="1300" w:hanging="868"/>
       </w:pPr>
       <w:r>
@@ -2697,18 +2716,18 @@
           <w:rFonts w:ascii="Avenir Next" w:hAnsi="Avenir Next" w:cs="Avenir Next" w:eastAsia="Avenir Next"/>
           <w:b/>
           <w:color w:val="003A70"/>
+          <w:sz w:val="22"/>
+          <w:szCs w:val="18"/>
+        </w:rPr>
+        <w:t xml:space="preserve">Step 3</w:t>
+      </w:r>
+      <w:r>
+        <w:rPr>
+          <w:rFonts w:ascii="Avenir Next" w:hAnsi="Avenir Next" w:cs="Avenir Next" w:eastAsia="Avenir Next"/>
+          <w:color w:val="1A1A1A"/>
           <w:sz w:val="18"/>
           <w:szCs w:val="18"/>
         </w:rPr>
-        <w:t xml:space="preserve">Step 3</w:t>
-      </w:r>
-      <w:r>
-        <w:rPr>
-          <w:rFonts w:ascii="Avenir Next" w:hAnsi="Avenir Next" w:cs="Avenir Next" w:eastAsia="Avenir Next"/>
-          <w:color w:val="1A1A1A"/>
-          <w:sz w:val="18"/>
-          <w:szCs w:val="18"/>
-        </w:rPr>
         <w:tab/>
       </w:r>
       <w:r>
@@ -2725,7 +2744,7 @@
         <w:rPr>
           <w:rFonts w:ascii="Avenir Next" w:hAnsi="Avenir Next" w:cs="Avenir Next" w:eastAsia="Avenir Next"/>
           <w:color w:val="1A1A1A"/>
-          <w:sz w:val="21"/>
+          <w:sz w:val="22"/>
           <w:szCs w:val="21"/>
         </w:rPr>
         <w:t xml:space="preserve"> is farther from 0.</w:t>
@@ -2738,6 +2757,7 @@
     </w:p>
     <w:p>
       <w:pPr>
+        <w:pStyle w:val="Heading2"/>
         <w:keepNext/>
         <w:pBdr>
           <w:bottom w:val="single" w:sz="8" w:space="3" w:color="003A70"/>
@@ -2745,7 +2765,7 @@
         <w:tabs>
           <w:tab w:val="right" w:pos="9504"/>
         </w:tabs>
-        <w:spacing w:before="50" w:after="36" w:line="240" w:lineRule="auto"/>
+        <w:spacing w:before="42" w:after="31" w:line="240" w:lineRule="auto"/>
       </w:pPr>
       <w:r>
         <w:rPr>
@@ -2753,7 +2773,7 @@
           <w:b/>
           <w:color w:val="003A70"/>
           <w:spacing w:val="14"/>
-          <w:sz w:val="19"/>
+          <w:sz w:val="22"/>
           <w:szCs w:val="19"/>
         </w:rPr>
         <w:t xml:space="preserve">YOUR TURN</w:t>
@@ -2772,7 +2792,7 @@
           <w:rFonts w:ascii="Avenir Next" w:hAnsi="Avenir Next" w:cs="Avenir Next" w:eastAsia="Avenir Next"/>
           <w:i/>
           <w:color w:val="5A5F66"/>
-          <w:sz w:val="17"/>
+          <w:sz w:val="22"/>
           <w:szCs w:val="17"/>
         </w:rPr>
         <w:t xml:space="preserve">use the steps on your own</w:t>
@@ -2822,7 +2842,7 @@
               <w:tabs>
                 <w:tab w:val="left" w:pos="432"/>
               </w:tabs>
-              <w:spacing w:before="90" w:after="40" w:line="268" w:lineRule="auto"/>
+              <w:spacing w:before="76" w:after="34" w:line="254" w:lineRule="auto"/>
               <w:ind w:left="432" w:hanging="432"/>
             </w:pPr>
             <w:r>
@@ -2895,7 +2915,7 @@
                     <w:tabs>
                       <w:tab w:val="left" w:pos="340"/>
                     </w:tabs>
-                    <w:spacing w:before="0" w:after="0" w:line="276" w:lineRule="auto"/>
+                    <w:spacing w:before="0" w:after="0" w:line="258" w:lineRule="auto"/>
                     <w:ind w:left="340" w:hanging="340"/>
                   </w:pPr>
                   <w:r>
@@ -2957,7 +2977,7 @@
                     <w:tabs>
                       <w:tab w:val="left" w:pos="340"/>
                     </w:tabs>
-                    <w:spacing w:before="0" w:after="0" w:line="276" w:lineRule="auto"/>
+                    <w:spacing w:before="0" w:after="0" w:line="258" w:lineRule="auto"/>
                     <w:ind w:left="340" w:hanging="340"/>
                   </w:pPr>
                   <w:r>
@@ -3025,7 +3045,7 @@
                     <w:tabs>
                       <w:tab w:val="left" w:pos="340"/>
                     </w:tabs>
-                    <w:spacing w:before="0" w:after="0" w:line="276" w:lineRule="auto"/>
+                    <w:spacing w:before="0" w:after="0" w:line="258" w:lineRule="auto"/>
                     <w:ind w:left="340" w:hanging="340"/>
                   </w:pPr>
                   <w:r>
@@ -3087,7 +3107,7 @@
                     <w:tabs>
                       <w:tab w:val="left" w:pos="340"/>
                     </w:tabs>
-                    <w:spacing w:before="0" w:after="0" w:line="276" w:lineRule="auto"/>
+                    <w:spacing w:before="0" w:after="0" w:line="258" w:lineRule="auto"/>
                     <w:ind w:left="340" w:hanging="340"/>
                   </w:pPr>
                   <w:r>
@@ -3156,6 +3176,7 @@
     </w:p>
     <w:p>
       <w:pPr>
+        <w:pStyle w:val="Heading2"/>
         <w:keepNext/>
         <w:pBdr>
           <w:bottom w:val="single" w:sz="8" w:space="3" w:color="003A70"/>
@@ -3163,7 +3184,7 @@
         <w:tabs>
           <w:tab w:val="right" w:pos="9504"/>
         </w:tabs>
-        <w:spacing w:before="50" w:after="36" w:line="240" w:lineRule="auto"/>
+        <w:spacing w:before="42" w:after="31" w:line="240" w:lineRule="auto"/>
       </w:pPr>
       <w:r>
         <w:rPr>
@@ -3171,7 +3192,7 @@
           <w:b/>
           <w:color w:val="003A70"/>
           <w:spacing w:val="14"/>
-          <w:sz w:val="19"/>
+          <w:sz w:val="22"/>
           <w:szCs w:val="19"/>
         </w:rPr>
         <w:t xml:space="preserve">READY CHECK</w:t>
@@ -3190,7 +3211,7 @@
           <w:rFonts w:ascii="Avenir Next" w:hAnsi="Avenir Next" w:cs="Avenir Next" w:eastAsia="Avenir Next"/>
           <w:i/>
           <w:color w:val="5A5F66"/>
-          <w:sz w:val="17"/>
+          <w:sz w:val="22"/>
           <w:szCs w:val="17"/>
         </w:rPr>
         <w:t xml:space="preserve">a problem like the one in today’s lesson</w:t>
@@ -3240,7 +3261,7 @@
               <w:tabs>
                 <w:tab w:val="left" w:pos="432"/>
               </w:tabs>
-              <w:spacing w:before="90" w:after="40" w:line="268" w:lineRule="auto"/>
+              <w:spacing w:before="76" w:after="34" w:line="254" w:lineRule="auto"/>
               <w:ind w:left="432" w:hanging="432"/>
             </w:pPr>
             <w:r>
@@ -3312,7 +3333,7 @@
                     <w:tabs>
                       <w:tab w:val="left" w:pos="340"/>
                     </w:tabs>
-                    <w:spacing w:before="0" w:after="0" w:line="264" w:lineRule="auto"/>
+                    <w:spacing w:before="0" w:after="0" w:line="252" w:lineRule="auto"/>
                     <w:ind w:left="340" w:hanging="340"/>
                   </w:pPr>
                   <w:r>
@@ -3320,7 +3341,7 @@
                       <w:rFonts w:ascii="Avenir Next" w:hAnsi="Avenir Next" w:cs="Avenir Next" w:eastAsia="Avenir Next"/>
                       <w:b/>
                       <w:color w:val="003A70"/>
-                      <w:sz w:val="21"/>
+                      <w:sz w:val="22"/>
                       <w:szCs w:val="21"/>
                     </w:rPr>
                     <w:t xml:space="preserve">A</w:t>
@@ -3338,7 +3359,7 @@
                     <w:rPr>
                       <w:rFonts w:ascii="Avenir Next" w:hAnsi="Avenir Next" w:cs="Avenir Next" w:eastAsia="Avenir Next"/>
                       <w:color w:val="1A1A1A"/>
-                      <w:sz w:val="21"/>
+                      <w:sz w:val="22"/>
                       <w:szCs w:val="21"/>
                     </w:rPr>
                     <w:t xml:space="preserve">(0, −11)</w:t>
@@ -3355,7 +3376,7 @@
                     <w:tabs>
                       <w:tab w:val="left" w:pos="340"/>
                     </w:tabs>
-                    <w:spacing w:before="0" w:after="0" w:line="264" w:lineRule="auto"/>
+                    <w:spacing w:before="0" w:after="0" w:line="252" w:lineRule="auto"/>
                     <w:ind w:left="340" w:hanging="340"/>
                   </w:pPr>
                   <w:r>
@@ -3363,7 +3384,7 @@
                       <w:rFonts w:ascii="Avenir Next" w:hAnsi="Avenir Next" w:cs="Avenir Next" w:eastAsia="Avenir Next"/>
                       <w:b/>
                       <w:color w:val="003A70"/>
-                      <w:sz w:val="21"/>
+                      <w:sz w:val="22"/>
                       <w:szCs w:val="21"/>
                     </w:rPr>
                     <w:t xml:space="preserve">B</w:t>
@@ -3381,7 +3402,7 @@
                     <w:rPr>
                       <w:rFonts w:ascii="Avenir Next" w:hAnsi="Avenir Next" w:cs="Avenir Next" w:eastAsia="Avenir Next"/>
                       <w:color w:val="1A1A1A"/>
-                      <w:sz w:val="21"/>
+                      <w:sz w:val="22"/>
                       <w:szCs w:val="21"/>
                     </w:rPr>
                     <w:t xml:space="preserve">(0, 6)</w:t>
@@ -3403,7 +3424,7 @@
                     <w:tabs>
                       <w:tab w:val="left" w:pos="340"/>
                     </w:tabs>
-                    <w:spacing w:before="0" w:after="0" w:line="264" w:lineRule="auto"/>
+                    <w:spacing w:before="0" w:after="0" w:line="252" w:lineRule="auto"/>
                     <w:ind w:left="340" w:hanging="340"/>
                   </w:pPr>
                   <w:r>
@@ -3411,7 +3432,7 @@
                       <w:rFonts w:ascii="Avenir Next" w:hAnsi="Avenir Next" w:cs="Avenir Next" w:eastAsia="Avenir Next"/>
                       <w:b/>
                       <w:color w:val="003A70"/>
-                      <w:sz w:val="21"/>
+                      <w:sz w:val="22"/>
                       <w:szCs w:val="21"/>
                     </w:rPr>
                     <w:t xml:space="preserve">C</w:t>
@@ -3429,7 +3450,7 @@
                     <w:rPr>
                       <w:rFonts w:ascii="Avenir Next" w:hAnsi="Avenir Next" w:cs="Avenir Next" w:eastAsia="Avenir Next"/>
                       <w:color w:val="1A1A1A"/>
-                      <w:sz w:val="21"/>
+                      <w:sz w:val="22"/>
                       <w:szCs w:val="21"/>
                     </w:rPr>
                     <w:t xml:space="preserve">(0, −3)</w:t>
@@ -3446,7 +3467,7 @@
                     <w:tabs>
                       <w:tab w:val="left" w:pos="340"/>
                     </w:tabs>
-                    <w:spacing w:before="0" w:after="0" w:line="264" w:lineRule="auto"/>
+                    <w:spacing w:before="0" w:after="0" w:line="252" w:lineRule="auto"/>
                     <w:ind w:left="340" w:hanging="340"/>
                   </w:pPr>
                   <w:r>
@@ -3454,7 +3475,7 @@
                       <w:rFonts w:ascii="Avenir Next" w:hAnsi="Avenir Next" w:cs="Avenir Next" w:eastAsia="Avenir Next"/>
                       <w:b/>
                       <w:color w:val="003A70"/>
-                      <w:sz w:val="21"/>
+                      <w:sz w:val="22"/>
                       <w:szCs w:val="21"/>
                     </w:rPr>
                     <w:t xml:space="preserve">D</w:t>
@@ -3472,7 +3493,7 @@
                     <w:rPr>
                       <w:rFonts w:ascii="Avenir Next" w:hAnsi="Avenir Next" w:cs="Avenir Next" w:eastAsia="Avenir Next"/>
                       <w:color w:val="1A1A1A"/>
-                      <w:sz w:val="21"/>
+                      <w:sz w:val="22"/>
                       <w:szCs w:val="21"/>
                     </w:rPr>
                     <w:t xml:space="preserve">They are the same distance.</w:t>
@@ -3521,19 +3542,42 @@
         <w:tblLook w:val="0000" w:firstRow="0" w:lastRow="0" w:firstColumn="0" w:lastColumn="0" w:noHBand="1" w:noVBand="1"/>
       </w:tblPr>
       <w:tblGrid>
-        <w:gridCol w:w="2000"/>
-        <w:gridCol w:w="2300"/>
-        <w:gridCol w:w="2100"/>
-        <w:gridCol w:w="3104"/>
+        <w:gridCol w:w="1750"/>
+        <w:gridCol w:w="2500"/>
+        <w:gridCol w:w="2200"/>
+        <w:gridCol w:w="3054"/>
       </w:tblGrid>
       <w:tr>
         <w:trPr>
           <w:cantSplit/>
-          <w:trHeight w:val="320" w:hRule="atLeast"/>
+          <w:trHeight w:val="300" w:hRule="atLeast"/>
         </w:trPr>
         <w:tc>
           <w:tcPr>
-            <w:tcW w:w="2000" w:type="dxa"/>
+            <w:tcW w:w="1750" w:type="dxa"/>
+            <w:vAlign w:val="center"/>
+          </w:tcPr>
+          <w:p>
+            <w:pPr>
+              <w:pStyle w:val="Heading2"/>
+              <w:spacing w:before="0" w:after="0" w:line="240" w:lineRule="auto"/>
+            </w:pPr>
+            <w:r>
+              <w:rPr>
+                <w:rFonts w:ascii="Avenir Next" w:hAnsi="Avenir Next" w:cs="Avenir Next" w:eastAsia="Avenir Next"/>
+                <w:b/>
+                <w:color w:val="003A70"/>
+                <w:spacing w:val="12"/>
+                <w:sz w:val="15"/>
+                <w:szCs w:val="15"/>
+              </w:rPr>
+              <w:t xml:space="preserve">CHECK YOURSELF</w:t>
+            </w:r>
+          </w:p>
+        </w:tc>
+        <w:tc>
+          <w:tcPr>
+            <w:tcW w:w="2500" w:type="dxa"/>
             <w:vAlign w:val="center"/>
           </w:tcPr>
           <w:p>
@@ -3542,20 +3586,27 @@
             </w:pPr>
             <w:r>
               <w:rPr>
-                <w:rFonts w:ascii="Avenir Next" w:hAnsi="Avenir Next" w:cs="Avenir Next" w:eastAsia="Avenir Next"/>
-                <w:b/>
-                <w:color w:val="003A70"/>
-                <w:spacing w:val="12"/>
-                <w:sz w:val="15"/>
-                <w:szCs w:val="15"/>
-              </w:rPr>
-              <w:t xml:space="preserve">CHECK YOURSELF</w:t>
+                <w:rFonts w:ascii="Arial" w:hAnsi="Arial" w:cs="Arial" w:eastAsia="Arial"/>
+                <w:color w:val="1A1A1A"/>
+                <w:sz w:val="20"/>
+                <w:szCs w:val="20"/>
+              </w:rPr>
+              <w:t xml:space="preserve">□</w:t>
+            </w:r>
+            <w:r>
+              <w:rPr>
+                <w:rFonts w:ascii="Avenir Next" w:hAnsi="Avenir Next" w:cs="Avenir Next" w:eastAsia="Avenir Next"/>
+                <w:color w:val="1A1A1A"/>
+                <w:sz w:val="17"/>
+                <w:szCs w:val="17"/>
+              </w:rPr>
+              <w:t xml:space="preserve">  I can do this on my own</w:t>
             </w:r>
           </w:p>
         </w:tc>
         <w:tc>
           <w:tcPr>
-            <w:tcW w:w="2300" w:type="dxa"/>
+            <w:tcW w:w="2200" w:type="dxa"/>
             <w:vAlign w:val="center"/>
           </w:tcPr>
           <w:p>
@@ -3566,8 +3617,8 @@
               <w:rPr>
                 <w:rFonts w:ascii="Arial" w:hAnsi="Arial" w:cs="Arial" w:eastAsia="Arial"/>
                 <w:color w:val="1A1A1A"/>
-                <w:sz w:val="24"/>
-                <w:szCs w:val="24"/>
+                <w:sz w:val="20"/>
+                <w:szCs w:val="20"/>
               </w:rPr>
               <w:t xml:space="preserve">□</w:t>
             </w:r>
@@ -3578,13 +3629,13 @@
                 <w:sz w:val="17"/>
                 <w:szCs w:val="17"/>
               </w:rPr>
-              <w:t xml:space="preserve">  I can do this on my own</w:t>
+              <w:t xml:space="preserve">  I need a little help</w:t>
             </w:r>
           </w:p>
         </w:tc>
         <w:tc>
           <w:tcPr>
-            <w:tcW w:w="2100" w:type="dxa"/>
+            <w:tcW w:w="3054" w:type="dxa"/>
             <w:vAlign w:val="center"/>
           </w:tcPr>
           <w:p>
@@ -3595,37 +3646,8 @@
               <w:rPr>
                 <w:rFonts w:ascii="Arial" w:hAnsi="Arial" w:cs="Arial" w:eastAsia="Arial"/>
                 <w:color w:val="1A1A1A"/>
-                <w:sz w:val="24"/>
-                <w:szCs w:val="24"/>
-              </w:rPr>
-              <w:t xml:space="preserve">□</w:t>
-            </w:r>
-            <w:r>
-              <w:rPr>
-                <w:rFonts w:ascii="Avenir Next" w:hAnsi="Avenir Next" w:cs="Avenir Next" w:eastAsia="Avenir Next"/>
-                <w:color w:val="1A1A1A"/>
-                <w:sz w:val="17"/>
-                <w:szCs w:val="17"/>
-              </w:rPr>
-              <w:t xml:space="preserve">  I need a little help</w:t>
-            </w:r>
-          </w:p>
-        </w:tc>
-        <w:tc>
-          <w:tcPr>
-            <w:tcW w:w="3104" w:type="dxa"/>
-            <w:vAlign w:val="center"/>
-          </w:tcPr>
-          <w:p>
-            <w:pPr>
-              <w:spacing w:before="0" w:after="0" w:line="240" w:lineRule="auto"/>
-            </w:pPr>
-            <w:r>
-              <w:rPr>
-                <w:rFonts w:ascii="Arial" w:hAnsi="Arial" w:cs="Arial" w:eastAsia="Arial"/>
-                <w:color w:val="1A1A1A"/>
-                <w:sz w:val="24"/>
-                <w:szCs w:val="24"/>
+                <w:sz w:val="20"/>
+                <w:szCs w:val="20"/>
               </w:rPr>
               <w:t xml:space="preserve">□</w:t>
             </w:r>
@@ -3660,7 +3682,7 @@
     <w:sectPr>
       <w:footerReference w:type="default" r:id="rIdFooter1"/>
       <w:pgSz w:w="12240" w:h="15840"/>
-      <w:pgMar w:top="893" w:right="1224" w:bottom="835" w:left="1512" w:header="432" w:footer="432" w:gutter="0"/>
+      <w:pgMar w:top="780" w:right="1224" w:bottom="760" w:left="1512" w:header="432" w:footer="432" w:gutter="0"/>
       <w:cols w:space="720"/>
     </w:sectPr>
   </w:body>
@@ -3740,7 +3762,106 @@
               <w:sz w:val="15"/>
               <w:szCs w:val="15"/>
             </w:rPr>
-            <w:t xml:space="preserve">Lesson 7-6  ·  Session 2  ·  Prerequisite Practice B</w:t>
+            <w:t xml:space="preserve">7-6 · Page </w:t>
+          </w:r>
+          <w:r>
+            <w:rPr>
+              <w:rFonts w:ascii="Avenir Next" w:hAnsi="Avenir Next" w:cs="Avenir Next" w:eastAsia="Avenir Next"/>
+              <w:color w:val="5A5F66"/>
+              <w:sz w:val="15"/>
+              <w:szCs w:val="15"/>
+            </w:rPr>
+            <w:fldChar w:fldCharType="begin"/>
+          </w:r>
+          <w:r>
+            <w:rPr>
+              <w:rFonts w:ascii="Avenir Next" w:hAnsi="Avenir Next" w:cs="Avenir Next" w:eastAsia="Avenir Next"/>
+              <w:color w:val="5A5F66"/>
+              <w:sz w:val="15"/>
+              <w:szCs w:val="15"/>
+            </w:rPr>
+            <w:instrText xml:space="preserve"> PAGE </w:instrText>
+          </w:r>
+          <w:r>
+            <w:rPr>
+              <w:rFonts w:ascii="Avenir Next" w:hAnsi="Avenir Next" w:cs="Avenir Next" w:eastAsia="Avenir Next"/>
+              <w:color w:val="5A5F66"/>
+              <w:sz w:val="15"/>
+              <w:szCs w:val="15"/>
+            </w:rPr>
+            <w:fldChar w:fldCharType="separate"/>
+          </w:r>
+          <w:r>
+            <w:rPr>
+              <w:rFonts w:ascii="Avenir Next" w:hAnsi="Avenir Next" w:cs="Avenir Next" w:eastAsia="Avenir Next"/>
+              <w:color w:val="5A5F66"/>
+              <w:sz w:val="15"/>
+              <w:szCs w:val="15"/>
+            </w:rPr>
+            <w:t xml:space="preserve">1</w:t>
+          </w:r>
+          <w:r>
+            <w:rPr>
+              <w:rFonts w:ascii="Avenir Next" w:hAnsi="Avenir Next" w:cs="Avenir Next" w:eastAsia="Avenir Next"/>
+              <w:color w:val="5A5F66"/>
+              <w:sz w:val="15"/>
+              <w:szCs w:val="15"/>
+            </w:rPr>
+            <w:fldChar w:fldCharType="end"/>
+          </w:r>
+          <w:r>
+            <w:rPr>
+              <w:rFonts w:ascii="Avenir Next" w:hAnsi="Avenir Next" w:cs="Avenir Next" w:eastAsia="Avenir Next"/>
+              <w:color w:val="5A5F66"/>
+              <w:sz w:val="15"/>
+              <w:szCs w:val="15"/>
+            </w:rPr>
+            <w:t xml:space="preserve"> of </w:t>
+          </w:r>
+          <w:r>
+            <w:rPr>
+              <w:rFonts w:ascii="Avenir Next" w:hAnsi="Avenir Next" w:cs="Avenir Next" w:eastAsia="Avenir Next"/>
+              <w:color w:val="5A5F66"/>
+              <w:sz w:val="15"/>
+              <w:szCs w:val="15"/>
+            </w:rPr>
+            <w:fldChar w:fldCharType="begin"/>
+          </w:r>
+          <w:r>
+            <w:rPr>
+              <w:rFonts w:ascii="Avenir Next" w:hAnsi="Avenir Next" w:cs="Avenir Next" w:eastAsia="Avenir Next"/>
+              <w:color w:val="5A5F66"/>
+              <w:sz w:val="15"/>
+              <w:szCs w:val="15"/>
+            </w:rPr>
+            <w:instrText xml:space="preserve"> NUMPAGES </w:instrText>
+          </w:r>
+          <w:r>
+            <w:rPr>
+              <w:rFonts w:ascii="Avenir Next" w:hAnsi="Avenir Next" w:cs="Avenir Next" w:eastAsia="Avenir Next"/>
+              <w:color w:val="5A5F66"/>
+              <w:sz w:val="15"/>
+              <w:szCs w:val="15"/>
+            </w:rPr>
+            <w:fldChar w:fldCharType="separate"/>
+          </w:r>
+          <w:r>
+            <w:rPr>
+              <w:rFonts w:ascii="Avenir Next" w:hAnsi="Avenir Next" w:cs="Avenir Next" w:eastAsia="Avenir Next"/>
+              <w:color w:val="5A5F66"/>
+              <w:sz w:val="15"/>
+              <w:szCs w:val="15"/>
+            </w:rPr>
+            <w:t xml:space="preserve">1</w:t>
+          </w:r>
+          <w:r>
+            <w:rPr>
+              <w:rFonts w:ascii="Avenir Next" w:hAnsi="Avenir Next" w:cs="Avenir Next" w:eastAsia="Avenir Next"/>
+              <w:color w:val="5A5F66"/>
+              <w:sz w:val="15"/>
+              <w:szCs w:val="15"/>
+            </w:rPr>
+            <w:fldChar w:fldCharType="end"/>
           </w:r>
         </w:p>
       </w:tc>
@@ -3783,5 +3904,23 @@
       </w:tblCellMar>
     </w:tblPr>
   </w:style>
+  <w:style w:type="paragraph" w:styleId="Heading1">
+    <w:name w:val="heading 1"/>
+    <w:basedOn w:val="Normal"/>
+    <w:pPr>
+      <w:outlineLvl w:val="0"/>
+      <w:keepNext w:val="0"/>
+      <w:keepLines w:val="0"/>
+    </w:pPr>
+  </w:style>
+  <w:style w:type="paragraph" w:styleId="Heading2">
+    <w:name w:val="heading 2"/>
+    <w:basedOn w:val="Normal"/>
+    <w:pPr>
+      <w:outlineLvl w:val="1"/>
+      <w:keepNext w:val="0"/>
+      <w:keepLines w:val="0"/>
+    </w:pPr>
+  </w:style>
 </w:styles>
 </file>